--- a/public/templates/2. MLC.docx
+++ b/public/templates/2. MLC.docx
@@ -745,21 +745,7 @@
               <w:rPr>
                 <w:spacing w:val="-5"/>
               </w:rPr>
-              <w:t>{{</w:t>
-            </w:r>
-            <w:proofErr w:type="spellStart"/>
-            <w:r>
-              <w:rPr>
-                <w:spacing w:val="-5"/>
-              </w:rPr>
-              <w:t>id_passport</w:t>
-            </w:r>
-            <w:proofErr w:type="spellEnd"/>
-            <w:r>
-              <w:rPr>
-                <w:spacing w:val="-5"/>
-              </w:rPr>
-              <w:t>}}</w:t>
+              <w:t>{{id_passport}}</w:t>
             </w:r>
           </w:p>
         </w:tc>
@@ -818,21 +804,7 @@
               <w:rPr>
                 <w:spacing w:val="-2"/>
               </w:rPr>
-              <w:t>{{</w:t>
-            </w:r>
-            <w:proofErr w:type="spellStart"/>
-            <w:r>
-              <w:rPr>
-                <w:spacing w:val="-2"/>
-              </w:rPr>
-              <w:t>ilo_position</w:t>
-            </w:r>
-            <w:proofErr w:type="spellEnd"/>
-            <w:r>
-              <w:rPr>
-                <w:spacing w:val="-2"/>
-              </w:rPr>
-              <w:t>}}</w:t>
+              <w:t>{{ilo_position}}</w:t>
             </w:r>
           </w:p>
         </w:tc>
@@ -1022,21 +994,7 @@
               <w:rPr>
                 <w:spacing w:val="-2"/>
               </w:rPr>
-              <w:t>{{</w:t>
-            </w:r>
-            <w:proofErr w:type="spellStart"/>
-            <w:r>
-              <w:rPr>
-                <w:spacing w:val="-2"/>
-              </w:rPr>
-              <w:t>exp_date</w:t>
-            </w:r>
-            <w:proofErr w:type="spellEnd"/>
-            <w:r>
-              <w:rPr>
-                <w:spacing w:val="-2"/>
-              </w:rPr>
-              <w:t>}}</w:t>
+              <w:t>{{exp_date}}</w:t>
             </w:r>
           </w:p>
         </w:tc>
@@ -1158,21 +1116,7 @@
         <w:rPr>
           <w:b/>
         </w:rPr>
-        <w:t xml:space="preserve">Maritime </w:t>
-      </w:r>
-      <w:proofErr w:type="spellStart"/>
-      <w:r>
-        <w:rPr>
-          <w:b/>
-        </w:rPr>
-        <w:t>Labour</w:t>
-      </w:r>
-      <w:proofErr w:type="spellEnd"/>
-      <w:r>
-        <w:rPr>
-          <w:b/>
-        </w:rPr>
-        <w:t xml:space="preserve"> Convention – 2006 </w:t>
+        <w:t xml:space="preserve">Maritime Labour Convention – 2006 </w:t>
       </w:r>
       <w:r>
         <w:t>as amended, and STCW 1978 as amended regulation l/9 and ILO/WHO Guidelines for conducting pre-sea and periodic medical fitness examinations for seafarers.</w:t>
@@ -1337,15 +1281,7 @@
               <w:jc w:val="center"/>
             </w:pPr>
             <w:r>
-              <w:t>{{</w:t>
-            </w:r>
-            <w:proofErr w:type="spellStart"/>
-            <w:r>
-              <w:t>mlc_id</w:t>
-            </w:r>
-            <w:proofErr w:type="spellEnd"/>
-            <w:r>
-              <w:t>}}</w:t>
+              <w:t>{{mlc_id}}</w:t>
             </w:r>
           </w:p>
         </w:tc>
@@ -1377,7 +1313,6 @@
               </w:rPr>
               <w:t xml:space="preserve"> </w:t>
             </w:r>
-            <w:proofErr w:type="spellStart"/>
             <w:r>
               <w:t>look</w:t>
             </w:r>
@@ -1390,7 +1325,6 @@
             <w:r>
               <w:t>out</w:t>
             </w:r>
-            <w:proofErr w:type="spellEnd"/>
             <w:r>
               <w:rPr>
                 <w:spacing w:val="7"/>
@@ -1416,15 +1350,7 @@
               <w:jc w:val="center"/>
             </w:pPr>
             <w:r>
-              <w:t>{{</w:t>
-            </w:r>
-            <w:proofErr w:type="spellStart"/>
-            <w:r>
-              <w:t>mlc_fit_lookout</w:t>
-            </w:r>
-            <w:proofErr w:type="spellEnd"/>
-            <w:r>
-              <w:t>}}</w:t>
+              <w:t>{{mlc_fit_lookout}}</w:t>
             </w:r>
           </w:p>
         </w:tc>
@@ -1459,15 +1385,7 @@
               <w:jc w:val="center"/>
             </w:pPr>
             <w:r>
-              <w:t>{{</w:t>
-            </w:r>
-            <w:proofErr w:type="spellStart"/>
-            <w:r>
-              <w:t>mlc_hr_stcw</w:t>
-            </w:r>
-            <w:proofErr w:type="spellEnd"/>
-            <w:r>
-              <w:t>}}</w:t>
+              <w:t>{{mlc_hr_stcw}}</w:t>
             </w:r>
           </w:p>
         </w:tc>
@@ -1536,15 +1454,7 @@
               <w:jc w:val="center"/>
             </w:pPr>
             <w:r>
-              <w:t>{{</w:t>
-            </w:r>
-            <w:proofErr w:type="spellStart"/>
-            <w:r>
-              <w:t>mlc_fit_sea</w:t>
-            </w:r>
-            <w:proofErr w:type="spellEnd"/>
-            <w:r>
-              <w:t>}}</w:t>
+              <w:t>{{mlc_fit_sea}}</w:t>
             </w:r>
           </w:p>
         </w:tc>
@@ -1600,15 +1510,7 @@
               <w:jc w:val="center"/>
             </w:pPr>
             <w:r>
-              <w:t>{{</w:t>
-            </w:r>
-            <w:proofErr w:type="spellStart"/>
-            <w:r>
-              <w:t>mlc_hr_unaid</w:t>
-            </w:r>
-            <w:proofErr w:type="spellEnd"/>
-            <w:r>
-              <w:t>}}</w:t>
+              <w:t>{{mlc_hr_unaid}}</w:t>
             </w:r>
           </w:p>
         </w:tc>
@@ -1649,15 +1551,7 @@
               <w:jc w:val="center"/>
             </w:pPr>
             <w:r>
-              <w:t>{{</w:t>
-            </w:r>
-            <w:proofErr w:type="spellStart"/>
-            <w:r>
-              <w:t>mlc_free</w:t>
-            </w:r>
-            <w:proofErr w:type="spellEnd"/>
-            <w:r>
-              <w:t>}}</w:t>
+              <w:t>{{mlc_free}}</w:t>
             </w:r>
           </w:p>
         </w:tc>
@@ -1737,15 +1631,7 @@
               <w:jc w:val="center"/>
             </w:pPr>
             <w:r>
-              <w:t>{{</w:t>
-            </w:r>
-            <w:proofErr w:type="spellStart"/>
-            <w:r>
-              <w:t>mlc_vis_stcw</w:t>
-            </w:r>
-            <w:proofErr w:type="spellEnd"/>
-            <w:r>
-              <w:t>}}</w:t>
+              <w:t>{{mlc_vis_stcw}}</w:t>
             </w:r>
           </w:p>
         </w:tc>
@@ -1794,13 +1680,8 @@
               <w:spacing w:before="2"/>
               <w:ind w:left="101" w:right="397"/>
             </w:pPr>
-            <w:proofErr w:type="spellStart"/>
-            <w:r>
-              <w:t>Colour</w:t>
-            </w:r>
-            <w:proofErr w:type="spellEnd"/>
-            <w:r>
-              <w:t xml:space="preserve"> Vision meets standards in section A-I/9 of STCW Code?</w:t>
+            <w:r>
+              <w:t>Colour Vision meets standards in section A-I/9 of STCW Code?</w:t>
             </w:r>
           </w:p>
         </w:tc>
@@ -1815,15 +1696,7 @@
               <w:jc w:val="center"/>
             </w:pPr>
             <w:r>
-              <w:t>{{</w:t>
-            </w:r>
-            <w:proofErr w:type="spellStart"/>
-            <w:r>
-              <w:t>mlc_col_stcw</w:t>
-            </w:r>
-            <w:proofErr w:type="spellEnd"/>
-            <w:r>
-              <w:t>}}</w:t>
+              <w:t>{{mlc_col_stcw}}</w:t>
             </w:r>
           </w:p>
         </w:tc>
@@ -1885,13 +1758,8 @@
               </w:rPr>
               <w:t xml:space="preserve"> </w:t>
             </w:r>
-            <w:proofErr w:type="gramStart"/>
-            <w:r>
-              <w:t>Please</w:t>
-            </w:r>
-            <w:proofErr w:type="gramEnd"/>
-            <w:r>
-              <w:t xml:space="preserve"> </w:t>
+            <w:r>
+              <w:t xml:space="preserve">Please </w:t>
             </w:r>
             <w:r>
               <w:rPr>
@@ -1913,15 +1781,7 @@
               <w:jc w:val="center"/>
             </w:pPr>
             <w:r>
-              <w:t>{{</w:t>
-            </w:r>
-            <w:proofErr w:type="spellStart"/>
-            <w:r>
-              <w:t>mlc_limit</w:t>
-            </w:r>
-            <w:proofErr w:type="spellEnd"/>
-            <w:r>
-              <w:t>}}</w:t>
+              <w:t>{{mlc_limit}}</w:t>
             </w:r>
           </w:p>
         </w:tc>
@@ -2009,31 +1869,7 @@
                 <w:sz w:val="18"/>
                 <w:szCs w:val="18"/>
               </w:rPr>
-              <w:t>{{</w:t>
-            </w:r>
-            <w:proofErr w:type="spellStart"/>
-            <w:r>
-              <w:rPr>
-                <w:rFonts w:ascii="Courier New" w:hAnsi="Courier New" w:cs="Courier New"/>
-                <w:b/>
-                <w:bCs/>
-                <w:spacing w:val="10"/>
-                <w:sz w:val="18"/>
-                <w:szCs w:val="18"/>
-              </w:rPr>
-              <w:t>date_vt</w:t>
-            </w:r>
-            <w:proofErr w:type="spellEnd"/>
-            <w:r>
-              <w:rPr>
-                <w:rFonts w:ascii="Courier New" w:hAnsi="Courier New" w:cs="Courier New"/>
-                <w:b/>
-                <w:bCs/>
-                <w:spacing w:val="10"/>
-                <w:sz w:val="18"/>
-                <w:szCs w:val="18"/>
-              </w:rPr>
-              <w:t>}}</w:t>
+              <w:t>{{date_vt}}</w:t>
             </w:r>
           </w:p>
         </w:tc>
@@ -2169,7 +2005,7 @@
           </mc:Choice>
           <mc:Fallback>
             <w:pict>
-              <v:shape w14:anchorId="39892EAF" id="Graphic 1" o:spid="_x0000_s1026" style="position:absolute;margin-left:56.05pt;margin-top:14.9pt;width:127.7pt;height:.1pt;z-index:-15728640;visibility:visible;mso-wrap-style:square;mso-wrap-distance-left:0;mso-wrap-distance-top:0;mso-wrap-distance-right:0;mso-wrap-distance-bottom:0;mso-position-horizontal:absolute;mso-position-horizontal-relative:page;mso-position-vertical:absolute;mso-position-vertical-relative:text;v-text-anchor:top" coordsize="1621790,1270" o:gfxdata="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" path="m,l1621536,e" filled="f" strokeweight=".72pt">
+              <v:shape w14:anchorId="244B9D38" id="Graphic 1" o:spid="_x0000_s1026" style="position:absolute;margin-left:56.05pt;margin-top:14.9pt;width:127.7pt;height:.1pt;z-index:-15728640;visibility:visible;mso-wrap-style:square;mso-wrap-distance-left:0;mso-wrap-distance-top:0;mso-wrap-distance-right:0;mso-wrap-distance-bottom:0;mso-position-horizontal:absolute;mso-position-horizontal-relative:page;mso-position-vertical:absolute;mso-position-vertical-relative:text;v-text-anchor:top" coordsize="1621790,1270" o:gfxdata="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" path="m,l1621536,e" filled="f" strokeweight=".72pt">
                 <v:path arrowok="t"/>
                 <w10:wrap type="topAndBottom" anchorx="page"/>
               </v:shape>
@@ -2249,7 +2085,7 @@
           </mc:Choice>
           <mc:Fallback>
             <w:pict>
-              <v:shape w14:anchorId="1215684C" id="Graphic 2" o:spid="_x0000_s1026" style="position:absolute;margin-left:363.7pt;margin-top:15.05pt;width:179.4pt;height:.1pt;z-index:-15728128;visibility:visible;mso-wrap-style:square;mso-wrap-distance-left:0;mso-wrap-distance-top:0;mso-wrap-distance-right:0;mso-wrap-distance-bottom:0;mso-position-horizontal:absolute;mso-position-horizontal-relative:page;mso-position-vertical:absolute;mso-position-vertical-relative:text;v-text-anchor:top" coordsize="2278380,1270" o:gfxdata="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" path="m,l2278379,e" filled="f" strokeweight=".72pt">
+              <v:shape w14:anchorId="21F9B4A2" id="Graphic 2" o:spid="_x0000_s1026" style="position:absolute;margin-left:363.7pt;margin-top:15.05pt;width:179.4pt;height:.1pt;z-index:-15728128;visibility:visible;mso-wrap-style:square;mso-wrap-distance-left:0;mso-wrap-distance-top:0;mso-wrap-distance-right:0;mso-wrap-distance-bottom:0;mso-position-horizontal:absolute;mso-position-horizontal-relative:page;mso-position-vertical:absolute;mso-position-vertical-relative:text;v-text-anchor:top" coordsize="2278380,1270" o:gfxdata="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" path="m,l2278379,e" filled="f" strokeweight=".72pt">
                 <v:path arrowok="t"/>
                 <w10:wrap type="topAndBottom" anchorx="page"/>
               </v:shape>
@@ -2327,54 +2163,6 @@
         <w:spacing w:before="247"/>
         <w:ind w:left="352" w:right="399"/>
       </w:pPr>
-      <w:r>
-        <w:rPr>
-          <w:noProof/>
-        </w:rPr>
-        <w:drawing>
-          <wp:anchor distT="0" distB="0" distL="0" distR="0" simplePos="0" relativeHeight="15729664" behindDoc="0" locked="0" layoutInCell="1" allowOverlap="1" wp14:anchorId="08CEC194" wp14:editId="7EE4F9F8">
-            <wp:simplePos x="0" y="0"/>
-            <wp:positionH relativeFrom="page">
-              <wp:posOffset>7631231</wp:posOffset>
-            </wp:positionH>
-            <wp:positionV relativeFrom="paragraph">
-              <wp:posOffset>-801316</wp:posOffset>
-            </wp:positionV>
-            <wp:extent cx="141168" cy="690529"/>
-            <wp:effectExtent l="0" t="0" r="0" b="0"/>
-            <wp:wrapNone/>
-            <wp:docPr id="3" name="Image 3"/>
-            <wp:cNvGraphicFramePr>
-              <a:graphicFrameLocks xmlns:a="http://schemas.openxmlformats.org/drawingml/2006/main"/>
-            </wp:cNvGraphicFramePr>
-            <a:graphic xmlns:a="http://schemas.openxmlformats.org/drawingml/2006/main">
-              <a:graphicData uri="http://schemas.openxmlformats.org/drawingml/2006/picture">
-                <pic:pic xmlns:pic="http://schemas.openxmlformats.org/drawingml/2006/picture">
-                  <pic:nvPicPr>
-                    <pic:cNvPr id="3" name="Image 3"/>
-                    <pic:cNvPicPr/>
-                  </pic:nvPicPr>
-                  <pic:blipFill>
-                    <a:blip r:embed="rId4" cstate="print"/>
-                    <a:stretch>
-                      <a:fillRect/>
-                    </a:stretch>
-                  </pic:blipFill>
-                  <pic:spPr>
-                    <a:xfrm>
-                      <a:off x="0" y="0"/>
-                      <a:ext cx="141168" cy="690529"/>
-                    </a:xfrm>
-                    <a:prstGeom prst="rect">
-                      <a:avLst/>
-                    </a:prstGeom>
-                  </pic:spPr>
-                </pic:pic>
-              </a:graphicData>
-            </a:graphic>
-          </wp:anchor>
-        </w:drawing>
-      </w:r>
       <w:r>
         <w:t xml:space="preserve">Validity of certificate: </w:t>
       </w:r>
@@ -2446,7 +2234,7 @@
                       </wpg:cNvGrpSpPr>
                       <wpg:grpSpPr>
                         <a:xfrm>
-                          <a:off x="749" y="12"/>
+                          <a:off x="0" y="0"/>
                           <a:ext cx="4217035" cy="2133600"/>
                           <a:chOff x="749" y="12"/>
                           <a:chExt cx="4217035" cy="2133600"/>
@@ -4022,7 +3810,6 @@
                                   <w:sz w:val="18"/>
                                 </w:rPr>
                               </w:pPr>
-                              <w:proofErr w:type="gramStart"/>
                               <w:r>
                                 <w:rPr>
                                   <w:w w:val="105"/>
@@ -4046,7 +3833,6 @@
                                 </w:rPr>
                                 <w:t>:</w:t>
                               </w:r>
-                              <w:proofErr w:type="gramEnd"/>
                               <w:r>
                                 <w:rPr>
                                   <w:spacing w:val="-10"/>
@@ -4061,25 +3847,7 @@
                                   <w:w w:val="105"/>
                                   <w:sz w:val="18"/>
                                 </w:rPr>
-                                <w:t>{{</w:t>
-                              </w:r>
-                              <w:proofErr w:type="spellStart"/>
-                              <w:r>
-                                <w:rPr>
-                                  <w:spacing w:val="-10"/>
-                                  <w:w w:val="105"/>
-                                  <w:sz w:val="18"/>
-                                </w:rPr>
-                                <w:t>rhyt</w:t>
-                              </w:r>
-                              <w:proofErr w:type="spellEnd"/>
-                              <w:r>
-                                <w:rPr>
-                                  <w:spacing w:val="-10"/>
-                                  <w:w w:val="105"/>
-                                  <w:sz w:val="18"/>
-                                </w:rPr>
-                                <w:t>}}</w:t>
+                                <w:t>{{rhyt}}</w:t>
                               </w:r>
                             </w:p>
                           </w:txbxContent>
@@ -4182,23 +3950,7 @@
                                   <w:w w:val="105"/>
                                   <w:sz w:val="18"/>
                                 </w:rPr>
-                                <w:t>{{</w:t>
-                              </w:r>
-                              <w:proofErr w:type="spellStart"/>
-                              <w:r>
-                                <w:rPr>
-                                  <w:w w:val="105"/>
-                                  <w:sz w:val="18"/>
-                                </w:rPr>
-                                <w:t>bp_sys</w:t>
-                              </w:r>
-                              <w:proofErr w:type="spellEnd"/>
-                              <w:r>
-                                <w:rPr>
-                                  <w:w w:val="105"/>
-                                  <w:sz w:val="18"/>
-                                </w:rPr>
-                                <w:t>}}</w:t>
+                                <w:t>{{bp_sys}}</w:t>
                               </w:r>
                               <w:r>
                                 <w:rPr>
@@ -4437,7 +4189,6 @@
                                   <w:sz w:val="18"/>
                                 </w:rPr>
                               </w:pPr>
-                              <w:proofErr w:type="gramStart"/>
                               <w:r>
                                 <w:rPr>
                                   <w:w w:val="105"/>
@@ -4461,7 +4212,6 @@
                                 </w:rPr>
                                 <w:t>:</w:t>
                               </w:r>
-                              <w:proofErr w:type="gramEnd"/>
                             </w:p>
                           </w:txbxContent>
                         </wps:txbx>
@@ -4552,7 +4302,7 @@
           </mc:Choice>
           <mc:Fallback>
             <w:pict>
-              <v:group w14:anchorId="31568991" id="Group 4" o:spid="_x0000_s1026" style="position:absolute;left:0;text-align:left;margin-left:53.35pt;margin-top:18.6pt;width:332.1pt;height:168pt;z-index:-251736576;mso-wrap-distance-left:0;mso-wrap-distance-right:0;mso-position-horizontal-relative:page;mso-height-relative:margin" coordorigin="7" coordsize="42170,21336" o:gfxdata="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">
+              <v:group w14:anchorId="31568991" id="Group 4" o:spid="_x0000_s1026" style="position:absolute;left:0;text-align:left;margin-left:53.35pt;margin-top:18.6pt;width:332.1pt;height:168pt;z-index:-251736576;mso-wrap-distance-left:0;mso-wrap-distance-right:0;mso-position-horizontal-relative:page;mso-height-relative:margin" coordorigin="7" coordsize="42170,21336" o:gfxdata="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">
                 <v:shape id="Graphic 5" o:spid="_x0000_s1027" style="position:absolute;left:7;width:42170;height:21336;visibility:visible;mso-wrap-style:square;v-text-anchor:top" coordsize="4217035,2133600" o:gfxdata="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" path="m3709428,929627r-3201924,l507504,935723r3201924,l3709428,929627xem3715524,1196327r-12,-6096l3709428,1190231r,6096l3709428,1344155r,6096l3709428,1505712r-699516,l3009912,1350251r699516,l3709428,1344155r-699516,l3009912,1196327r699516,l3709428,1190231r-705612,l3003816,1196327r,147828l3003804,1350251r,155461l2589288,1505712r,-155461l3003804,1350251r,-6096l2589288,1344155r,-147828l3003816,1196327r,-6096l2584716,1190231r,6096l2584716,1344155r-12,6096l2584704,1505712r-475476,l2109228,1350251r475476,l2584704,1344155r-475476,l2109228,1196327r475488,l2584716,1190231r-480060,l2104656,1196327r,147828l2104656,1350251r,155461l1414272,1505712r,-155461l2104656,1350251r,-6096l1414272,1344155r,-147828l2104656,1196327r,-6096l1409712,1190231r,6096l1409712,1344155r-12,6096l1409700,1505712r-414528,l995172,1350251r414528,l1409700,1344155r-414528,l995172,1196327r414540,l1409712,1190231r-420636,l989076,1196327r,147828l989076,1350251r,155461l513600,1505712r,-155461l989076,1350251r,-6096l513600,1344155r,-147828l989076,1196327r,-6096l4584,1190231r,-254508l4584,929627r,-289547l,640080,,929627r,6096l,1190231r,6096l507504,1196327r,147828l507504,1350251r,155461l4584,1505712r,-155461l507504,1350251r,-6096l,1344155r,6096l,1505712r,6096l4584,1511808r502920,l3715512,1511808r,-6096l3715512,1350251r,-6083l3715524,1196327xem3730764,1840979r-6096,l3724668,1847088r,137147l3724656,1990344r,137160l2375928,2127504r,-137160l3724656,1990344r,-6109l2375928,1984235r,-137147l3724656,1847088r12,-6109l2369832,1840979r,6109l2369832,1984235r,6109l2369832,2127504r-1178052,l1191780,1990344r1178052,l2369832,1984235r-1178052,l1191780,1847088r1178052,l2369832,1840979r-2365248,l4584,1703832r-4584,l,1840979r,6109l1185672,1847088r,137147l,1984235r,6109l1185672,1990344r,143243l1191780,2133587r1178052,l2375928,2133587r1348728,l3730764,2133587r,-6083l3730764,1990344r,-6096l3730764,1847088r,-6109xem3730764,1525524r-6108,l,1525524r,6096l,1697723r,6096l3724656,1703819r,-6096l4584,1697723r,-166103l3724656,1531620r12,166116l3730764,1697736r,-166116l3730764,1525524xem4216908,r-6084,l2435364,r,6096l2435364,143243r-2430780,l4584,6096r2430780,l2435364,,,,,6096,,143243r,6109l,286499r,6096l2435364,292595r,143256l2441448,435851r,-143256l4210824,292595r,137160l3448812,429755r,6096l4210824,435851r6084,l4216908,429755r,-137160l4216908,286499r-6084,l4584,286499r,-137147l4210824,149352r,-6109l2441448,143243r,-137147l4210824,6096r,137147l4216908,143243r,-137147l4216908,xe" fillcolor="black" stroked="f">
                   <v:path arrowok="t"/>
                 </v:shape>
@@ -5078,7 +4828,6 @@
                             <w:sz w:val="18"/>
                           </w:rPr>
                         </w:pPr>
-                        <w:proofErr w:type="gramStart"/>
                         <w:r>
                           <w:rPr>
                             <w:w w:val="105"/>
@@ -5102,7 +4851,6 @@
                           </w:rPr>
                           <w:t>:</w:t>
                         </w:r>
-                        <w:proofErr w:type="gramEnd"/>
                         <w:r>
                           <w:rPr>
                             <w:spacing w:val="-10"/>
@@ -5117,25 +4865,7 @@
                             <w:w w:val="105"/>
                             <w:sz w:val="18"/>
                           </w:rPr>
-                          <w:t>{{</w:t>
-                        </w:r>
-                        <w:proofErr w:type="spellStart"/>
-                        <w:r>
-                          <w:rPr>
-                            <w:spacing w:val="-10"/>
-                            <w:w w:val="105"/>
-                            <w:sz w:val="18"/>
-                          </w:rPr>
-                          <w:t>rhyt</w:t>
-                        </w:r>
-                        <w:proofErr w:type="spellEnd"/>
-                        <w:r>
-                          <w:rPr>
-                            <w:spacing w:val="-10"/>
-                            <w:w w:val="105"/>
-                            <w:sz w:val="18"/>
-                          </w:rPr>
-                          <w:t>}}</w:t>
+                          <w:t>{{rhyt}}</w:t>
                         </w:r>
                       </w:p>
                     </w:txbxContent>
@@ -5218,23 +4948,7 @@
                             <w:w w:val="105"/>
                             <w:sz w:val="18"/>
                           </w:rPr>
-                          <w:t>{{</w:t>
-                        </w:r>
-                        <w:proofErr w:type="spellStart"/>
-                        <w:r>
-                          <w:rPr>
-                            <w:w w:val="105"/>
-                            <w:sz w:val="18"/>
-                          </w:rPr>
-                          <w:t>bp_sys</w:t>
-                        </w:r>
-                        <w:proofErr w:type="spellEnd"/>
-                        <w:r>
-                          <w:rPr>
-                            <w:w w:val="105"/>
-                            <w:sz w:val="18"/>
-                          </w:rPr>
-                          <w:t>}}</w:t>
+                          <w:t>{{bp_sys}}</w:t>
                         </w:r>
                         <w:r>
                           <w:rPr>
@@ -5397,7 +5111,6 @@
                             <w:sz w:val="18"/>
                           </w:rPr>
                         </w:pPr>
-                        <w:proofErr w:type="gramStart"/>
                         <w:r>
                           <w:rPr>
                             <w:w w:val="105"/>
@@ -5421,7 +5134,6 @@
                           </w:rPr>
                           <w:t>:</w:t>
                         </w:r>
-                        <w:proofErr w:type="gramEnd"/>
                       </w:p>
                     </w:txbxContent>
                   </v:textbox>
@@ -5552,21 +5264,7 @@
                                 <w:w w:val="105"/>
                                 <w:sz w:val="18"/>
                               </w:rPr>
-                              <w:t>{{</w:t>
-                            </w:r>
-                            <w:r>
-                              <w:rPr>
-                                <w:w w:val="105"/>
-                                <w:sz w:val="18"/>
-                              </w:rPr>
-                              <w:t>w</w:t>
-                            </w:r>
-                            <w:r>
-                              <w:rPr>
-                                <w:w w:val="105"/>
-                                <w:sz w:val="18"/>
-                              </w:rPr>
-                              <w:t>}}</w:t>
+                              <w:t>{{w}}</w:t>
                             </w:r>
                           </w:p>
                         </w:txbxContent>
@@ -5600,21 +5298,7 @@
                           <w:w w:val="105"/>
                           <w:sz w:val="18"/>
                         </w:rPr>
-                        <w:t>{{</w:t>
-                      </w:r>
-                      <w:r>
-                        <w:rPr>
-                          <w:w w:val="105"/>
-                          <w:sz w:val="18"/>
-                        </w:rPr>
-                        <w:t>w</w:t>
-                      </w:r>
-                      <w:r>
-                        <w:rPr>
-                          <w:w w:val="105"/>
-                          <w:sz w:val="18"/>
-                        </w:rPr>
-                        <w:t>}}</w:t>
+                        <w:t>{{w}}</w:t>
                       </w:r>
                     </w:p>
                   </w:txbxContent>
@@ -5771,21 +5455,7 @@
                                 <w:w w:val="105"/>
                                 <w:sz w:val="18"/>
                               </w:rPr>
-                              <w:t>{{</w:t>
-                            </w:r>
-                            <w:r>
-                              <w:rPr>
-                                <w:w w:val="105"/>
-                                <w:sz w:val="18"/>
-                              </w:rPr>
-                              <w:t>p</w:t>
-                            </w:r>
-                            <w:r>
-                              <w:rPr>
-                                <w:w w:val="105"/>
-                                <w:sz w:val="18"/>
-                              </w:rPr>
-                              <w:t>}}</w:t>
+                              <w:t>{{p}}</w:t>
                             </w:r>
                           </w:p>
                         </w:txbxContent>
@@ -5819,21 +5489,7 @@
                           <w:w w:val="105"/>
                           <w:sz w:val="18"/>
                         </w:rPr>
-                        <w:t>{{</w:t>
-                      </w:r>
-                      <w:r>
-                        <w:rPr>
-                          <w:w w:val="105"/>
-                          <w:sz w:val="18"/>
-                        </w:rPr>
-                        <w:t>p</w:t>
-                      </w:r>
-                      <w:r>
-                        <w:rPr>
-                          <w:w w:val="105"/>
-                          <w:sz w:val="18"/>
-                        </w:rPr>
-                        <w:t>}}</w:t>
+                        <w:t>{{p}}</w:t>
                       </w:r>
                     </w:p>
                   </w:txbxContent>
@@ -5900,21 +5556,7 @@
                               <w:rPr>
                                 <w:sz w:val="18"/>
                               </w:rPr>
-                              <w:t>{{</w:t>
-                            </w:r>
-                            <w:proofErr w:type="spellStart"/>
-                            <w:r>
-                              <w:rPr>
-                                <w:sz w:val="18"/>
-                              </w:rPr>
-                              <w:t>bv_cor</w:t>
-                            </w:r>
-                            <w:proofErr w:type="spellEnd"/>
-                            <w:r>
-                              <w:rPr>
-                                <w:sz w:val="18"/>
-                              </w:rPr>
-                              <w:t>}}</w:t>
+                              <w:t>{{bv_cor}}</w:t>
                             </w:r>
                           </w:p>
                         </w:txbxContent>
@@ -5948,21 +5590,7 @@
                         <w:rPr>
                           <w:sz w:val="18"/>
                         </w:rPr>
-                        <w:t>{{</w:t>
-                      </w:r>
-                      <w:proofErr w:type="spellStart"/>
-                      <w:r>
-                        <w:rPr>
-                          <w:sz w:val="18"/>
-                        </w:rPr>
-                        <w:t>bv_cor</w:t>
-                      </w:r>
-                      <w:proofErr w:type="spellEnd"/>
-                      <w:r>
-                        <w:rPr>
-                          <w:sz w:val="18"/>
-                        </w:rPr>
-                        <w:t>}}</w:t>
+                        <w:t>{{bv_cor}}</w:t>
                       </w:r>
                     </w:p>
                   </w:txbxContent>
@@ -6019,16 +5647,8 @@
                               <w:rPr>
                                 <w:sz w:val="18"/>
                               </w:rPr>
-                              <w:t>{{</w:t>
+                              <w:t>{{bv_unc</w:t>
                             </w:r>
-                            <w:proofErr w:type="spellStart"/>
-                            <w:r>
-                              <w:rPr>
-                                <w:sz w:val="18"/>
-                              </w:rPr>
-                              <w:t>bv_unc</w:t>
-                            </w:r>
-                            <w:proofErr w:type="spellEnd"/>
                             <w:r>
                               <w:rPr>
                                 <w:sz w:val="18"/>
@@ -6067,16 +5687,8 @@
                         <w:rPr>
                           <w:sz w:val="18"/>
                         </w:rPr>
-                        <w:t>{{</w:t>
+                        <w:t>{{bv_unc</w:t>
                       </w:r>
-                      <w:proofErr w:type="spellStart"/>
-                      <w:r>
-                        <w:rPr>
-                          <w:sz w:val="18"/>
-                        </w:rPr>
-                        <w:t>bv_unc</w:t>
-                      </w:r>
-                      <w:proofErr w:type="spellEnd"/>
                       <w:r>
                         <w:rPr>
                           <w:sz w:val="18"/>
@@ -6138,21 +5750,7 @@
                               <w:rPr>
                                 <w:sz w:val="18"/>
                               </w:rPr>
-                              <w:t>{{</w:t>
-                            </w:r>
-                            <w:proofErr w:type="spellStart"/>
-                            <w:r>
-                              <w:rPr>
-                                <w:sz w:val="18"/>
-                              </w:rPr>
-                              <w:t>disl_cor</w:t>
-                            </w:r>
-                            <w:proofErr w:type="spellEnd"/>
-                            <w:r>
-                              <w:rPr>
-                                <w:sz w:val="18"/>
-                              </w:rPr>
-                              <w:t>}}</w:t>
+                              <w:t>{{disl_cor}}</w:t>
                             </w:r>
                           </w:p>
                         </w:txbxContent>
@@ -6186,21 +5784,7 @@
                         <w:rPr>
                           <w:sz w:val="18"/>
                         </w:rPr>
-                        <w:t>{{</w:t>
-                      </w:r>
-                      <w:proofErr w:type="spellStart"/>
-                      <w:r>
-                        <w:rPr>
-                          <w:sz w:val="18"/>
-                        </w:rPr>
-                        <w:t>disl_cor</w:t>
-                      </w:r>
-                      <w:proofErr w:type="spellEnd"/>
-                      <w:r>
-                        <w:rPr>
-                          <w:sz w:val="18"/>
-                        </w:rPr>
-                        <w:t>}}</w:t>
+                        <w:t>{{disl_cor}}</w:t>
                       </w:r>
                     </w:p>
                   </w:txbxContent>
@@ -6257,21 +5841,7 @@
                               <w:rPr>
                                 <w:sz w:val="18"/>
                               </w:rPr>
-                              <w:t>{{</w:t>
-                            </w:r>
-                            <w:proofErr w:type="spellStart"/>
-                            <w:r>
-                              <w:rPr>
-                                <w:sz w:val="18"/>
-                              </w:rPr>
-                              <w:t>disr_cor</w:t>
-                            </w:r>
-                            <w:proofErr w:type="spellEnd"/>
-                            <w:r>
-                              <w:rPr>
-                                <w:sz w:val="18"/>
-                              </w:rPr>
-                              <w:t>}}</w:t>
+                              <w:t>{{disr_cor}}</w:t>
                             </w:r>
                           </w:p>
                         </w:txbxContent>
@@ -6305,21 +5875,7 @@
                         <w:rPr>
                           <w:sz w:val="18"/>
                         </w:rPr>
-                        <w:t>{{</w:t>
-                      </w:r>
-                      <w:proofErr w:type="spellStart"/>
-                      <w:r>
-                        <w:rPr>
-                          <w:sz w:val="18"/>
-                        </w:rPr>
-                        <w:t>disr_cor</w:t>
-                      </w:r>
-                      <w:proofErr w:type="spellEnd"/>
-                      <w:r>
-                        <w:rPr>
-                          <w:sz w:val="18"/>
-                        </w:rPr>
-                        <w:t>}}</w:t>
+                        <w:t>{{disr_cor}}</w:t>
                       </w:r>
                     </w:p>
                   </w:txbxContent>
@@ -6377,15 +5933,7 @@
                                 <w:w w:val="105"/>
                                 <w:sz w:val="18"/>
                               </w:rPr>
-                              <w:t>{{</w:t>
-                            </w:r>
-                            <w:proofErr w:type="spellStart"/>
-                            <w:r>
-                              <w:rPr>
-                                <w:w w:val="105"/>
-                                <w:sz w:val="18"/>
-                              </w:rPr>
-                              <w:t>dis</w:t>
+                              <w:t>{{dis</w:t>
                             </w:r>
                             <w:r>
                               <w:rPr>
@@ -6399,15 +5947,7 @@
                                 <w:w w:val="105"/>
                                 <w:sz w:val="18"/>
                               </w:rPr>
-                              <w:t>_unc</w:t>
-                            </w:r>
-                            <w:proofErr w:type="spellEnd"/>
-                            <w:r>
-                              <w:rPr>
-                                <w:w w:val="105"/>
-                                <w:sz w:val="18"/>
-                              </w:rPr>
-                              <w:t>}}</w:t>
+                              <w:t>_unc}}</w:t>
                             </w:r>
                           </w:p>
                         </w:txbxContent>
@@ -6442,15 +5982,7 @@
                           <w:w w:val="105"/>
                           <w:sz w:val="18"/>
                         </w:rPr>
-                        <w:t>{{</w:t>
-                      </w:r>
-                      <w:proofErr w:type="spellStart"/>
-                      <w:r>
-                        <w:rPr>
-                          <w:w w:val="105"/>
-                          <w:sz w:val="18"/>
-                        </w:rPr>
-                        <w:t>dis</w:t>
+                        <w:t>{{dis</w:t>
                       </w:r>
                       <w:r>
                         <w:rPr>
@@ -6464,15 +5996,7 @@
                           <w:w w:val="105"/>
                           <w:sz w:val="18"/>
                         </w:rPr>
-                        <w:t>_unc</w:t>
-                      </w:r>
-                      <w:proofErr w:type="spellEnd"/>
-                      <w:r>
-                        <w:rPr>
-                          <w:w w:val="105"/>
-                          <w:sz w:val="18"/>
-                        </w:rPr>
-                        <w:t>}}</w:t>
+                        <w:t>_unc}}</w:t>
                       </w:r>
                     </w:p>
                   </w:txbxContent>
@@ -6530,23 +6054,7 @@
                                 <w:w w:val="105"/>
                                 <w:sz w:val="18"/>
                               </w:rPr>
-                              <w:t>{{</w:t>
-                            </w:r>
-                            <w:proofErr w:type="spellStart"/>
-                            <w:r>
-                              <w:rPr>
-                                <w:w w:val="105"/>
-                                <w:sz w:val="18"/>
-                              </w:rPr>
-                              <w:t>disr_unc</w:t>
-                            </w:r>
-                            <w:proofErr w:type="spellEnd"/>
-                            <w:r>
-                              <w:rPr>
-                                <w:w w:val="105"/>
-                                <w:sz w:val="18"/>
-                              </w:rPr>
-                              <w:t>}}</w:t>
+                              <w:t>{{disr_unc}}</w:t>
                             </w:r>
                           </w:p>
                         </w:txbxContent>
@@ -6581,23 +6089,7 @@
                           <w:w w:val="105"/>
                           <w:sz w:val="18"/>
                         </w:rPr>
-                        <w:t>{{</w:t>
-                      </w:r>
-                      <w:proofErr w:type="spellStart"/>
-                      <w:r>
-                        <w:rPr>
-                          <w:w w:val="105"/>
-                          <w:sz w:val="18"/>
-                        </w:rPr>
-                        <w:t>disr_unc</w:t>
-                      </w:r>
-                      <w:proofErr w:type="spellEnd"/>
-                      <w:r>
-                        <w:rPr>
-                          <w:w w:val="105"/>
-                          <w:sz w:val="18"/>
-                        </w:rPr>
-                        <w:t>}}</w:t>
+                        <w:t>{{disr_unc}}</w:t>
                       </w:r>
                     </w:p>
                   </w:txbxContent>
@@ -6654,23 +6146,7 @@
                                 <w:w w:val="105"/>
                                 <w:sz w:val="18"/>
                               </w:rPr>
-                              <w:t>{{</w:t>
-                            </w:r>
-                            <w:proofErr w:type="spellStart"/>
-                            <w:r>
-                              <w:rPr>
-                                <w:w w:val="105"/>
-                                <w:sz w:val="18"/>
-                              </w:rPr>
-                              <w:t>bp_dia</w:t>
-                            </w:r>
-                            <w:proofErr w:type="spellEnd"/>
-                            <w:r>
-                              <w:rPr>
-                                <w:w w:val="105"/>
-                                <w:sz w:val="18"/>
-                              </w:rPr>
-                              <w:t>}}</w:t>
+                              <w:t>{{bp_dia}}</w:t>
                             </w:r>
                           </w:p>
                         </w:txbxContent>
@@ -6704,23 +6180,7 @@
                           <w:w w:val="105"/>
                           <w:sz w:val="18"/>
                         </w:rPr>
-                        <w:t>{{</w:t>
-                      </w:r>
-                      <w:proofErr w:type="spellStart"/>
-                      <w:r>
-                        <w:rPr>
-                          <w:w w:val="105"/>
-                          <w:sz w:val="18"/>
-                        </w:rPr>
-                        <w:t>bp_dia</w:t>
-                      </w:r>
-                      <w:proofErr w:type="spellEnd"/>
-                      <w:r>
-                        <w:rPr>
-                          <w:w w:val="105"/>
-                          <w:sz w:val="18"/>
-                        </w:rPr>
-                        <w:t>}}</w:t>
+                        <w:t>{{bp_dia}}</w:t>
                       </w:r>
                     </w:p>
                   </w:txbxContent>
@@ -6867,7 +6327,7 @@
                                 <pic:cNvPicPr/>
                               </pic:nvPicPr>
                               <pic:blipFill>
-                                <a:blip r:embed="rId5" cstate="print"/>
+                                <a:blip r:embed="rId4" cstate="print"/>
                                 <a:stretch>
                                   <a:fillRect/>
                                 </a:stretch>
@@ -6890,7 +6350,7 @@
                 </mc:Choice>
                 <mc:Fallback>
                   <w:pict>
-                    <v:group w14:anchorId="03439444" id="Group 34" o:spid="_x0000_s1026" style="position:absolute;margin-left:-.25pt;margin-top:-.1pt;width:198.25pt;height:4.1pt;z-index:-251728384;mso-wrap-distance-left:0;mso-wrap-distance-right:0" coordsize="25177,520" o:gfxdata="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">
+                    <v:group w14:anchorId="76CC5D07" id="Group 34" o:spid="_x0000_s1026" style="position:absolute;margin-left:-.25pt;margin-top:-.1pt;width:198.25pt;height:4.1pt;z-index:-251728384;mso-wrap-distance-left:0;mso-wrap-distance-right:0" coordsize="25177,520" o:gfxdata="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">
                       <v:shape id="Graphic 35" o:spid="_x0000_s1027" style="position:absolute;top:12;width:25101;height:51;visibility:visible;mso-wrap-style:square;v-text-anchor:top" coordsize="2510155,5080" o:gfxdata="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" path="m2510027,4572l,4572,,,2510027,r,4572xe" fillcolor="black" stroked="f">
                         <v:path arrowok="t"/>
                       </v:shape>
@@ -6914,7 +6374,7 @@
                         <o:lock v:ext="edit" aspectratio="t"/>
                       </v:shapetype>
                       <v:shape id="Image 36" o:spid="_x0000_s1028" type="#_x0000_t75" style="position:absolute;left:25146;width:28;height:515;visibility:visible;mso-wrap-style:square" o:gfxdata="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">
-                        <v:imagedata r:id="rId6" o:title=""/>
+                        <v:imagedata r:id="rId5" o:title=""/>
                       </v:shape>
                     </v:group>
                   </w:pict>
@@ -7128,21 +6588,7 @@
               <w:rPr>
                 <w:sz w:val="18"/>
               </w:rPr>
-              <w:t>{{</w:t>
-            </w:r>
-            <w:proofErr w:type="spellStart"/>
-            <w:r>
-              <w:rPr>
-                <w:sz w:val="18"/>
-              </w:rPr>
-              <w:t>hr_r_n</w:t>
-            </w:r>
-            <w:proofErr w:type="spellEnd"/>
-            <w:r>
-              <w:rPr>
-                <w:sz w:val="18"/>
-              </w:rPr>
-              <w:t>}}</w:t>
+              <w:t>{{hr_r_n}}</w:t>
             </w:r>
           </w:p>
         </w:tc>
@@ -7163,21 +6609,7 @@
               <w:rPr>
                 <w:sz w:val="18"/>
               </w:rPr>
-              <w:t>{{</w:t>
-            </w:r>
-            <w:proofErr w:type="spellStart"/>
-            <w:r>
-              <w:rPr>
-                <w:sz w:val="18"/>
-              </w:rPr>
-              <w:t>hr_r_s</w:t>
-            </w:r>
-            <w:proofErr w:type="spellEnd"/>
-            <w:r>
-              <w:rPr>
-                <w:sz w:val="18"/>
-              </w:rPr>
-              <w:t>}}</w:t>
+              <w:t>{{hr_r_s}}</w:t>
             </w:r>
           </w:p>
         </w:tc>
@@ -7198,21 +6630,7 @@
               <w:rPr>
                 <w:sz w:val="18"/>
               </w:rPr>
-              <w:t>{{</w:t>
-            </w:r>
-            <w:proofErr w:type="spellStart"/>
-            <w:r>
-              <w:rPr>
-                <w:sz w:val="18"/>
-              </w:rPr>
-              <w:t>hr_r_o</w:t>
-            </w:r>
-            <w:proofErr w:type="spellEnd"/>
-            <w:r>
-              <w:rPr>
-                <w:sz w:val="18"/>
-              </w:rPr>
-              <w:t>}}</w:t>
+              <w:t>{{hr_r_o}}</w:t>
             </w:r>
           </w:p>
         </w:tc>
@@ -7261,21 +6679,7 @@
               <w:rPr>
                 <w:sz w:val="16"/>
               </w:rPr>
-              <w:t>{{</w:t>
-            </w:r>
-            <w:proofErr w:type="spellStart"/>
-            <w:r>
-              <w:rPr>
-                <w:sz w:val="16"/>
-              </w:rPr>
-              <w:t>hr_l_n</w:t>
-            </w:r>
-            <w:proofErr w:type="spellEnd"/>
-            <w:r>
-              <w:rPr>
-                <w:sz w:val="16"/>
-              </w:rPr>
-              <w:t>}}</w:t>
+              <w:t>{{hr_l_n}}</w:t>
             </w:r>
           </w:p>
         </w:tc>
@@ -7296,21 +6700,7 @@
               <w:rPr>
                 <w:sz w:val="16"/>
               </w:rPr>
-              <w:t>{{</w:t>
-            </w:r>
-            <w:proofErr w:type="spellStart"/>
-            <w:r>
-              <w:rPr>
-                <w:sz w:val="16"/>
-              </w:rPr>
-              <w:t>hr_l_s</w:t>
-            </w:r>
-            <w:proofErr w:type="spellEnd"/>
-            <w:r>
-              <w:rPr>
-                <w:sz w:val="16"/>
-              </w:rPr>
-              <w:t>}}</w:t>
+              <w:t>{{hr_l_s}}</w:t>
             </w:r>
           </w:p>
         </w:tc>
@@ -7331,21 +6721,7 @@
               <w:rPr>
                 <w:sz w:val="16"/>
               </w:rPr>
-              <w:t>{{</w:t>
-            </w:r>
-            <w:proofErr w:type="spellStart"/>
-            <w:r>
-              <w:rPr>
-                <w:sz w:val="16"/>
-              </w:rPr>
-              <w:t>hr_l_o</w:t>
-            </w:r>
-            <w:proofErr w:type="spellEnd"/>
-            <w:r>
-              <w:rPr>
-                <w:sz w:val="16"/>
-              </w:rPr>
-              <w:t>}}</w:t>
+              <w:t>{{hr_l_o}}</w:t>
             </w:r>
           </w:p>
         </w:tc>
@@ -7406,21 +6782,7 @@
                               <w:rPr>
                                 <w:sz w:val="20"/>
                               </w:rPr>
-                              <w:t>{{</w:t>
-                            </w:r>
-                            <w:proofErr w:type="spellStart"/>
-                            <w:r>
-                              <w:rPr>
-                                <w:sz w:val="20"/>
-                              </w:rPr>
-                              <w:t>vf_r_d</w:t>
-                            </w:r>
-                            <w:proofErr w:type="spellEnd"/>
-                            <w:r>
-                              <w:rPr>
-                                <w:sz w:val="20"/>
-                              </w:rPr>
-                              <w:t>}}</w:t>
+                              <w:t>{{vf_r_d}}</w:t>
                             </w:r>
                           </w:p>
                         </w:txbxContent>
@@ -7453,21 +6815,7 @@
                         <w:rPr>
                           <w:sz w:val="20"/>
                         </w:rPr>
-                        <w:t>{{</w:t>
-                      </w:r>
-                      <w:proofErr w:type="spellStart"/>
-                      <w:r>
-                        <w:rPr>
-                          <w:sz w:val="20"/>
-                        </w:rPr>
-                        <w:t>vf_r_d</w:t>
-                      </w:r>
-                      <w:proofErr w:type="spellEnd"/>
-                      <w:r>
-                        <w:rPr>
-                          <w:sz w:val="20"/>
-                        </w:rPr>
-                        <w:t>}}</w:t>
+                        <w:t>{{vf_r_d}}</w:t>
                       </w:r>
                     </w:p>
                   </w:txbxContent>
@@ -7523,21 +6871,7 @@
                               <w:rPr>
                                 <w:sz w:val="20"/>
                               </w:rPr>
-                              <w:t>{{</w:t>
-                            </w:r>
-                            <w:proofErr w:type="spellStart"/>
-                            <w:r>
-                              <w:rPr>
-                                <w:sz w:val="20"/>
-                              </w:rPr>
-                              <w:t>vf_l_n</w:t>
-                            </w:r>
-                            <w:proofErr w:type="spellEnd"/>
-                            <w:r>
-                              <w:rPr>
-                                <w:sz w:val="20"/>
-                              </w:rPr>
-                              <w:t>}}</w:t>
+                              <w:t>{{vf_l_n}}</w:t>
                             </w:r>
                           </w:p>
                         </w:txbxContent>
@@ -7570,21 +6904,7 @@
                         <w:rPr>
                           <w:sz w:val="20"/>
                         </w:rPr>
-                        <w:t>{{</w:t>
-                      </w:r>
-                      <w:proofErr w:type="spellStart"/>
-                      <w:r>
-                        <w:rPr>
-                          <w:sz w:val="20"/>
-                        </w:rPr>
-                        <w:t>vf_l_n</w:t>
-                      </w:r>
-                      <w:proofErr w:type="spellEnd"/>
-                      <w:r>
-                        <w:rPr>
-                          <w:sz w:val="20"/>
-                        </w:rPr>
-                        <w:t>}}</w:t>
+                        <w:t>{{vf_l_n}}</w:t>
                       </w:r>
                     </w:p>
                   </w:txbxContent>
@@ -7640,21 +6960,7 @@
                               <w:rPr>
                                 <w:sz w:val="20"/>
                               </w:rPr>
-                              <w:t>{{</w:t>
-                            </w:r>
-                            <w:proofErr w:type="spellStart"/>
-                            <w:r>
-                              <w:rPr>
-                                <w:sz w:val="20"/>
-                              </w:rPr>
-                              <w:t>vf_r_n</w:t>
-                            </w:r>
-                            <w:proofErr w:type="spellEnd"/>
-                            <w:r>
-                              <w:rPr>
-                                <w:sz w:val="20"/>
-                              </w:rPr>
-                              <w:t>}}</w:t>
+                              <w:t>{{vf_r_n}}</w:t>
                             </w:r>
                           </w:p>
                         </w:txbxContent>
@@ -7687,21 +6993,7 @@
                         <w:rPr>
                           <w:sz w:val="20"/>
                         </w:rPr>
-                        <w:t>{{</w:t>
-                      </w:r>
-                      <w:proofErr w:type="spellStart"/>
-                      <w:r>
-                        <w:rPr>
-                          <w:sz w:val="20"/>
-                        </w:rPr>
-                        <w:t>vf_r_n</w:t>
-                      </w:r>
-                      <w:proofErr w:type="spellEnd"/>
-                      <w:r>
-                        <w:rPr>
-                          <w:sz w:val="20"/>
-                        </w:rPr>
-                        <w:t>}}</w:t>
+                        <w:t>{{vf_r_n}}</w:t>
                       </w:r>
                     </w:p>
                   </w:txbxContent>
@@ -7758,21 +7050,7 @@
                               <w:rPr>
                                 <w:sz w:val="18"/>
                               </w:rPr>
-                              <w:t>{{</w:t>
-                            </w:r>
-                            <w:proofErr w:type="spellStart"/>
-                            <w:r>
-                              <w:rPr>
-                                <w:sz w:val="18"/>
-                              </w:rPr>
-                              <w:t>near_bv_cor</w:t>
-                            </w:r>
-                            <w:proofErr w:type="spellEnd"/>
-                            <w:r>
-                              <w:rPr>
-                                <w:sz w:val="18"/>
-                              </w:rPr>
-                              <w:t>}}</w:t>
+                              <w:t>{{near_bv_cor}}</w:t>
                             </w:r>
                           </w:p>
                         </w:txbxContent>
@@ -7806,21 +7084,7 @@
                         <w:rPr>
                           <w:sz w:val="18"/>
                         </w:rPr>
-                        <w:t>{{</w:t>
-                      </w:r>
-                      <w:proofErr w:type="spellStart"/>
-                      <w:r>
-                        <w:rPr>
-                          <w:sz w:val="18"/>
-                        </w:rPr>
-                        <w:t>near_bv_cor</w:t>
-                      </w:r>
-                      <w:proofErr w:type="spellEnd"/>
-                      <w:r>
-                        <w:rPr>
-                          <w:sz w:val="18"/>
-                        </w:rPr>
-                        <w:t>}}</w:t>
+                        <w:t>{{near_bv_cor}}</w:t>
                       </w:r>
                     </w:p>
                   </w:txbxContent>
@@ -7877,21 +7141,7 @@
                               <w:rPr>
                                 <w:sz w:val="18"/>
                               </w:rPr>
-                              <w:t>{{</w:t>
-                            </w:r>
-                            <w:proofErr w:type="spellStart"/>
-                            <w:r>
-                              <w:rPr>
-                                <w:sz w:val="18"/>
-                              </w:rPr>
-                              <w:t>near_bv_unc</w:t>
-                            </w:r>
-                            <w:proofErr w:type="spellEnd"/>
-                            <w:r>
-                              <w:rPr>
-                                <w:sz w:val="18"/>
-                              </w:rPr>
-                              <w:t>}}</w:t>
+                              <w:t>{{near_bv_unc}}</w:t>
                             </w:r>
                           </w:p>
                         </w:txbxContent>
@@ -7925,21 +7175,7 @@
                         <w:rPr>
                           <w:sz w:val="18"/>
                         </w:rPr>
-                        <w:t>{{</w:t>
-                      </w:r>
-                      <w:proofErr w:type="spellStart"/>
-                      <w:r>
-                        <w:rPr>
-                          <w:sz w:val="18"/>
-                        </w:rPr>
-                        <w:t>near_bv_unc</w:t>
-                      </w:r>
-                      <w:proofErr w:type="spellEnd"/>
-                      <w:r>
-                        <w:rPr>
-                          <w:sz w:val="18"/>
-                        </w:rPr>
-                        <w:t>}}</w:t>
+                        <w:t>{{near_bv_unc}}</w:t>
                       </w:r>
                     </w:p>
                   </w:txbxContent>
@@ -7996,21 +7232,7 @@
                               <w:rPr>
                                 <w:sz w:val="18"/>
                               </w:rPr>
-                              <w:t>{{</w:t>
-                            </w:r>
-                            <w:proofErr w:type="spellStart"/>
-                            <w:r>
-                              <w:rPr>
-                                <w:sz w:val="18"/>
-                              </w:rPr>
-                              <w:t>nearl_cor</w:t>
-                            </w:r>
-                            <w:proofErr w:type="spellEnd"/>
-                            <w:r>
-                              <w:rPr>
-                                <w:sz w:val="18"/>
-                              </w:rPr>
-                              <w:t>}}</w:t>
+                              <w:t>{{nearl_cor}}</w:t>
                             </w:r>
                           </w:p>
                         </w:txbxContent>
@@ -8044,21 +7266,7 @@
                         <w:rPr>
                           <w:sz w:val="18"/>
                         </w:rPr>
-                        <w:t>{{</w:t>
-                      </w:r>
-                      <w:proofErr w:type="spellStart"/>
-                      <w:r>
-                        <w:rPr>
-                          <w:sz w:val="18"/>
-                        </w:rPr>
-                        <w:t>nearl_cor</w:t>
-                      </w:r>
-                      <w:proofErr w:type="spellEnd"/>
-                      <w:r>
-                        <w:rPr>
-                          <w:sz w:val="18"/>
-                        </w:rPr>
-                        <w:t>}}</w:t>
+                        <w:t>{{nearl_cor}}</w:t>
                       </w:r>
                     </w:p>
                   </w:txbxContent>
@@ -8115,21 +7323,7 @@
                               <w:rPr>
                                 <w:sz w:val="18"/>
                               </w:rPr>
-                              <w:t>{{</w:t>
-                            </w:r>
-                            <w:proofErr w:type="spellStart"/>
-                            <w:r>
-                              <w:rPr>
-                                <w:sz w:val="18"/>
-                              </w:rPr>
-                              <w:t>nearr_cor</w:t>
-                            </w:r>
-                            <w:proofErr w:type="spellEnd"/>
-                            <w:r>
-                              <w:rPr>
-                                <w:sz w:val="18"/>
-                              </w:rPr>
-                              <w:t>}}</w:t>
+                              <w:t>{{nearr_cor}}</w:t>
                             </w:r>
                           </w:p>
                         </w:txbxContent>
@@ -8163,21 +7357,7 @@
                         <w:rPr>
                           <w:sz w:val="18"/>
                         </w:rPr>
-                        <w:t>{{</w:t>
-                      </w:r>
-                      <w:proofErr w:type="spellStart"/>
-                      <w:r>
-                        <w:rPr>
-                          <w:sz w:val="18"/>
-                        </w:rPr>
-                        <w:t>nearr_cor</w:t>
-                      </w:r>
-                      <w:proofErr w:type="spellEnd"/>
-                      <w:r>
-                        <w:rPr>
-                          <w:sz w:val="18"/>
-                        </w:rPr>
-                        <w:t>}}</w:t>
+                        <w:t>{{nearr_cor}}</w:t>
                       </w:r>
                     </w:p>
                   </w:txbxContent>
@@ -8234,21 +7414,7 @@
                               <w:rPr>
                                 <w:sz w:val="18"/>
                               </w:rPr>
-                              <w:t>{{</w:t>
-                            </w:r>
-                            <w:proofErr w:type="spellStart"/>
-                            <w:r>
-                              <w:rPr>
-                                <w:sz w:val="18"/>
-                              </w:rPr>
-                              <w:t>nearr_unc</w:t>
-                            </w:r>
-                            <w:proofErr w:type="spellEnd"/>
-                            <w:r>
-                              <w:rPr>
-                                <w:sz w:val="18"/>
-                              </w:rPr>
-                              <w:t>}}</w:t>
+                              <w:t>{{nearr_unc}}</w:t>
                             </w:r>
                           </w:p>
                         </w:txbxContent>
@@ -8285,21 +7451,7 @@
                         <w:rPr>
                           <w:sz w:val="18"/>
                         </w:rPr>
-                        <w:t>{{</w:t>
-                      </w:r>
-                      <w:proofErr w:type="spellStart"/>
-                      <w:r>
-                        <w:rPr>
-                          <w:sz w:val="18"/>
-                        </w:rPr>
-                        <w:t>nearr_unc</w:t>
-                      </w:r>
-                      <w:proofErr w:type="spellEnd"/>
-                      <w:r>
-                        <w:rPr>
-                          <w:sz w:val="18"/>
-                        </w:rPr>
-                        <w:t>}}</w:t>
+                        <w:t>{{nearr_unc}}</w:t>
                       </w:r>
                     </w:p>
                   </w:txbxContent>
@@ -8356,21 +7508,7 @@
                               <w:rPr>
                                 <w:sz w:val="18"/>
                               </w:rPr>
-                              <w:t>{{</w:t>
-                            </w:r>
-                            <w:proofErr w:type="spellStart"/>
-                            <w:r>
-                              <w:rPr>
-                                <w:sz w:val="18"/>
-                              </w:rPr>
-                              <w:t>nearl_unc</w:t>
-                            </w:r>
-                            <w:proofErr w:type="spellEnd"/>
-                            <w:r>
-                              <w:rPr>
-                                <w:sz w:val="18"/>
-                              </w:rPr>
-                              <w:t>}}</w:t>
+                              <w:t>{{nearl_unc}}</w:t>
                             </w:r>
                           </w:p>
                         </w:txbxContent>
@@ -8404,21 +7542,7 @@
                         <w:rPr>
                           <w:sz w:val="18"/>
                         </w:rPr>
-                        <w:t>{{</w:t>
-                      </w:r>
-                      <w:proofErr w:type="spellStart"/>
-                      <w:r>
-                        <w:rPr>
-                          <w:sz w:val="18"/>
-                        </w:rPr>
-                        <w:t>nearl_unc</w:t>
-                      </w:r>
-                      <w:proofErr w:type="spellEnd"/>
-                      <w:r>
-                        <w:rPr>
-                          <w:sz w:val="18"/>
-                        </w:rPr>
-                        <w:t>}}</w:t>
+                        <w:t>{{nearl_unc}}</w:t>
                       </w:r>
                     </w:p>
                   </w:txbxContent>
@@ -8470,14 +7594,12 @@
                 <w:b/>
               </w:rPr>
             </w:pPr>
-            <w:proofErr w:type="spellStart"/>
             <w:r>
               <w:rPr>
                 <w:b/>
               </w:rPr>
               <w:t>Colour</w:t>
             </w:r>
-            <w:proofErr w:type="spellEnd"/>
             <w:r>
               <w:rPr>
                 <w:b/>
@@ -8567,21 +7689,7 @@
               <w:rPr>
                 <w:sz w:val="14"/>
               </w:rPr>
-              <w:t>{{</w:t>
-            </w:r>
-            <w:proofErr w:type="spellStart"/>
-            <w:r>
-              <w:rPr>
-                <w:sz w:val="14"/>
-              </w:rPr>
-              <w:t>cv_n</w:t>
-            </w:r>
-            <w:proofErr w:type="spellEnd"/>
-            <w:r>
-              <w:rPr>
-                <w:sz w:val="14"/>
-              </w:rPr>
-              <w:t>}}</w:t>
+              <w:t>{{cv_n}}</w:t>
             </w:r>
           </w:p>
         </w:tc>
@@ -8602,21 +7710,7 @@
               <w:rPr>
                 <w:sz w:val="14"/>
               </w:rPr>
-              <w:t>{{</w:t>
-            </w:r>
-            <w:proofErr w:type="spellStart"/>
-            <w:r>
-              <w:rPr>
-                <w:sz w:val="14"/>
-              </w:rPr>
-              <w:t>cv_df</w:t>
-            </w:r>
-            <w:proofErr w:type="spellEnd"/>
-            <w:r>
-              <w:rPr>
-                <w:sz w:val="14"/>
-              </w:rPr>
-              <w:t>}}</w:t>
+              <w:t>{{cv_df}}</w:t>
             </w:r>
           </w:p>
         </w:tc>
@@ -8677,21 +7771,7 @@
                               <w:rPr>
                                 <w:sz w:val="20"/>
                               </w:rPr>
-                              <w:t>{{</w:t>
-                            </w:r>
-                            <w:proofErr w:type="spellStart"/>
-                            <w:r>
-                              <w:rPr>
-                                <w:sz w:val="20"/>
-                              </w:rPr>
-                              <w:t>vf_l_d</w:t>
-                            </w:r>
-                            <w:proofErr w:type="spellEnd"/>
-                            <w:r>
-                              <w:rPr>
-                                <w:sz w:val="20"/>
-                              </w:rPr>
-                              <w:t>}}</w:t>
+                              <w:t>{{vf_l_d}}</w:t>
                             </w:r>
                           </w:p>
                         </w:txbxContent>
@@ -8724,21 +7804,7 @@
                         <w:rPr>
                           <w:sz w:val="20"/>
                         </w:rPr>
-                        <w:t>{{</w:t>
-                      </w:r>
-                      <w:proofErr w:type="spellStart"/>
-                      <w:r>
-                        <w:rPr>
-                          <w:sz w:val="20"/>
-                        </w:rPr>
-                        <w:t>vf_l_d</w:t>
-                      </w:r>
-                      <w:proofErr w:type="spellEnd"/>
-                      <w:r>
-                        <w:rPr>
-                          <w:sz w:val="20"/>
-                        </w:rPr>
-                        <w:t>}}</w:t>
+                        <w:t>{{vf_l_d}}</w:t>
                       </w:r>
                     </w:p>
                   </w:txbxContent>
@@ -8922,21 +7988,7 @@
               <w:rPr>
                 <w:sz w:val="16"/>
               </w:rPr>
-              <w:t>{{</w:t>
-            </w:r>
-            <w:proofErr w:type="spellStart"/>
-            <w:r>
-              <w:rPr>
-                <w:sz w:val="16"/>
-              </w:rPr>
-              <w:t>head_n</w:t>
-            </w:r>
-            <w:proofErr w:type="spellEnd"/>
-            <w:r>
-              <w:rPr>
-                <w:sz w:val="16"/>
-              </w:rPr>
-              <w:t>}}</w:t>
+              <w:t>{{head_n}}</w:t>
             </w:r>
           </w:p>
         </w:tc>
@@ -8957,14 +8009,7 @@
               <w:rPr>
                 <w:sz w:val="16"/>
               </w:rPr>
-              <w:t>{{</w:t>
-            </w:r>
-            <w:proofErr w:type="spellStart"/>
-            <w:r>
-              <w:rPr>
-                <w:sz w:val="16"/>
-              </w:rPr>
-              <w:t>head_</w:t>
+              <w:t>{{head_</w:t>
             </w:r>
             <w:r>
               <w:rPr>
@@ -8972,7 +8017,6 @@
               </w:rPr>
               <w:t>a</w:t>
             </w:r>
-            <w:proofErr w:type="spellEnd"/>
             <w:r>
               <w:rPr>
                 <w:sz w:val="16"/>
@@ -9033,21 +8077,7 @@
               <w:rPr>
                 <w:sz w:val="16"/>
               </w:rPr>
-              <w:t>{{</w:t>
-            </w:r>
-            <w:proofErr w:type="spellStart"/>
-            <w:r>
-              <w:rPr>
-                <w:sz w:val="16"/>
-              </w:rPr>
-              <w:t>var_n</w:t>
-            </w:r>
-            <w:proofErr w:type="spellEnd"/>
-            <w:r>
-              <w:rPr>
-                <w:sz w:val="16"/>
-              </w:rPr>
-              <w:t>}}</w:t>
+              <w:t>{{var_n}}</w:t>
             </w:r>
           </w:p>
         </w:tc>
@@ -9068,14 +8098,7 @@
               <w:rPr>
                 <w:sz w:val="16"/>
               </w:rPr>
-              <w:t>{{</w:t>
-            </w:r>
-            <w:proofErr w:type="spellStart"/>
-            <w:r>
-              <w:rPr>
-                <w:sz w:val="16"/>
-              </w:rPr>
-              <w:t>var_</w:t>
+              <w:t>{{var_</w:t>
             </w:r>
             <w:r>
               <w:rPr>
@@ -9083,7 +8106,6 @@
               </w:rPr>
               <w:t>a</w:t>
             </w:r>
-            <w:proofErr w:type="spellEnd"/>
             <w:r>
               <w:rPr>
                 <w:sz w:val="16"/>
@@ -9162,21 +8184,7 @@
               <w:rPr>
                 <w:sz w:val="16"/>
               </w:rPr>
-              <w:t>{{</w:t>
-            </w:r>
-            <w:proofErr w:type="spellStart"/>
-            <w:r>
-              <w:rPr>
-                <w:sz w:val="16"/>
-              </w:rPr>
-              <w:t>ent_n</w:t>
-            </w:r>
-            <w:proofErr w:type="spellEnd"/>
-            <w:r>
-              <w:rPr>
-                <w:sz w:val="16"/>
-              </w:rPr>
-              <w:t>}}</w:t>
+              <w:t>{{ent_n}}</w:t>
             </w:r>
           </w:p>
         </w:tc>
@@ -9197,14 +8205,7 @@
               <w:rPr>
                 <w:sz w:val="16"/>
               </w:rPr>
-              <w:t>{{</w:t>
-            </w:r>
-            <w:proofErr w:type="spellStart"/>
-            <w:r>
-              <w:rPr>
-                <w:sz w:val="16"/>
-              </w:rPr>
-              <w:t>ent_</w:t>
+              <w:t>{{ent_</w:t>
             </w:r>
             <w:r>
               <w:rPr>
@@ -9212,7 +8213,6 @@
               </w:rPr>
               <w:t>a</w:t>
             </w:r>
-            <w:proofErr w:type="spellEnd"/>
             <w:r>
               <w:rPr>
                 <w:sz w:val="16"/>
@@ -9299,21 +8299,7 @@
               <w:rPr>
                 <w:sz w:val="16"/>
               </w:rPr>
-              <w:t>{{</w:t>
-            </w:r>
-            <w:proofErr w:type="spellStart"/>
-            <w:r>
-              <w:rPr>
-                <w:sz w:val="16"/>
-              </w:rPr>
-              <w:t>vasc_n</w:t>
-            </w:r>
-            <w:proofErr w:type="spellEnd"/>
-            <w:r>
-              <w:rPr>
-                <w:sz w:val="16"/>
-              </w:rPr>
-              <w:t>}}</w:t>
+              <w:t>{{vasc_n}}</w:t>
             </w:r>
           </w:p>
         </w:tc>
@@ -9334,14 +8320,7 @@
               <w:rPr>
                 <w:sz w:val="16"/>
               </w:rPr>
-              <w:t>{{</w:t>
-            </w:r>
-            <w:proofErr w:type="spellStart"/>
-            <w:r>
-              <w:rPr>
-                <w:sz w:val="16"/>
-              </w:rPr>
-              <w:t>vasc_</w:t>
+              <w:t>{{vasc_</w:t>
             </w:r>
             <w:r>
               <w:rPr>
@@ -9349,7 +8328,6 @@
               </w:rPr>
               <w:t>a</w:t>
             </w:r>
-            <w:proofErr w:type="spellEnd"/>
             <w:r>
               <w:rPr>
                 <w:sz w:val="16"/>
@@ -9402,21 +8380,7 @@
               <w:rPr>
                 <w:sz w:val="16"/>
               </w:rPr>
-              <w:t>{{</w:t>
-            </w:r>
-            <w:proofErr w:type="spellStart"/>
-            <w:r>
-              <w:rPr>
-                <w:sz w:val="16"/>
-              </w:rPr>
-              <w:t>oral_n</w:t>
-            </w:r>
-            <w:proofErr w:type="spellEnd"/>
-            <w:r>
-              <w:rPr>
-                <w:sz w:val="16"/>
-              </w:rPr>
-              <w:t>}}</w:t>
+              <w:t>{{oral_n}}</w:t>
             </w:r>
           </w:p>
         </w:tc>
@@ -9437,14 +8401,7 @@
               <w:rPr>
                 <w:sz w:val="16"/>
               </w:rPr>
-              <w:t>{{</w:t>
-            </w:r>
-            <w:proofErr w:type="spellStart"/>
-            <w:r>
-              <w:rPr>
-                <w:sz w:val="16"/>
-              </w:rPr>
-              <w:t>oral_</w:t>
+              <w:t>{{oral_</w:t>
             </w:r>
             <w:r>
               <w:rPr>
@@ -9452,7 +8409,6 @@
               </w:rPr>
               <w:t>a</w:t>
             </w:r>
-            <w:proofErr w:type="spellEnd"/>
             <w:r>
               <w:rPr>
                 <w:sz w:val="16"/>
@@ -9526,21 +8482,7 @@
               <w:rPr>
                 <w:sz w:val="16"/>
               </w:rPr>
-              <w:t>{{</w:t>
-            </w:r>
-            <w:proofErr w:type="spellStart"/>
-            <w:r>
-              <w:rPr>
-                <w:sz w:val="16"/>
-              </w:rPr>
-              <w:t>abd_n</w:t>
-            </w:r>
-            <w:proofErr w:type="spellEnd"/>
-            <w:r>
-              <w:rPr>
-                <w:sz w:val="16"/>
-              </w:rPr>
-              <w:t>}}</w:t>
+              <w:t>{{abd_n}}</w:t>
             </w:r>
           </w:p>
         </w:tc>
@@ -9561,14 +8503,7 @@
               <w:rPr>
                 <w:sz w:val="16"/>
               </w:rPr>
-              <w:t>{{</w:t>
-            </w:r>
-            <w:proofErr w:type="spellStart"/>
-            <w:r>
-              <w:rPr>
-                <w:sz w:val="16"/>
-              </w:rPr>
-              <w:t>abd_</w:t>
+              <w:t>{{abd_</w:t>
             </w:r>
             <w:r>
               <w:rPr>
@@ -9576,7 +8511,6 @@
               </w:rPr>
               <w:t>a</w:t>
             </w:r>
-            <w:proofErr w:type="spellEnd"/>
             <w:r>
               <w:rPr>
                 <w:sz w:val="16"/>
@@ -9635,21 +8569,7 @@
               <w:rPr>
                 <w:sz w:val="16"/>
               </w:rPr>
-              <w:t>{{</w:t>
-            </w:r>
-            <w:proofErr w:type="spellStart"/>
-            <w:r>
-              <w:rPr>
-                <w:sz w:val="16"/>
-              </w:rPr>
-              <w:t>ear_n</w:t>
-            </w:r>
-            <w:proofErr w:type="spellEnd"/>
-            <w:r>
-              <w:rPr>
-                <w:sz w:val="16"/>
-              </w:rPr>
-              <w:t>}}</w:t>
+              <w:t>{{ear_n}}</w:t>
             </w:r>
           </w:p>
         </w:tc>
@@ -9670,14 +8590,7 @@
               <w:rPr>
                 <w:sz w:val="16"/>
               </w:rPr>
-              <w:t>{{</w:t>
-            </w:r>
-            <w:proofErr w:type="spellStart"/>
-            <w:r>
-              <w:rPr>
-                <w:sz w:val="16"/>
-              </w:rPr>
-              <w:t>ear_</w:t>
+              <w:t>{{ear_</w:t>
             </w:r>
             <w:r>
               <w:rPr>
@@ -9685,7 +8598,6 @@
               </w:rPr>
               <w:t>a</w:t>
             </w:r>
-            <w:proofErr w:type="spellEnd"/>
             <w:r>
               <w:rPr>
                 <w:sz w:val="16"/>
@@ -9733,21 +8645,7 @@
               <w:rPr>
                 <w:sz w:val="16"/>
               </w:rPr>
-              <w:t>{{</w:t>
-            </w:r>
-            <w:proofErr w:type="spellStart"/>
-            <w:r>
-              <w:rPr>
-                <w:sz w:val="16"/>
-              </w:rPr>
-              <w:t>hern_n</w:t>
-            </w:r>
-            <w:proofErr w:type="spellEnd"/>
-            <w:r>
-              <w:rPr>
-                <w:sz w:val="16"/>
-              </w:rPr>
-              <w:t>}}</w:t>
+              <w:t>{{hern_n}}</w:t>
             </w:r>
           </w:p>
         </w:tc>
@@ -9768,14 +8666,7 @@
               <w:rPr>
                 <w:sz w:val="16"/>
               </w:rPr>
-              <w:t>{{</w:t>
-            </w:r>
-            <w:proofErr w:type="spellStart"/>
-            <w:r>
-              <w:rPr>
-                <w:sz w:val="16"/>
-              </w:rPr>
-              <w:t>hern_</w:t>
+              <w:t>{{hern_</w:t>
             </w:r>
             <w:r>
               <w:rPr>
@@ -9783,7 +8674,6 @@
               </w:rPr>
               <w:t>a</w:t>
             </w:r>
-            <w:proofErr w:type="spellEnd"/>
             <w:r>
               <w:rPr>
                 <w:sz w:val="16"/>
@@ -9836,21 +8726,7 @@
               <w:rPr>
                 <w:sz w:val="16"/>
               </w:rPr>
-              <w:t>{{</w:t>
-            </w:r>
-            <w:proofErr w:type="spellStart"/>
-            <w:r>
-              <w:rPr>
-                <w:sz w:val="16"/>
-              </w:rPr>
-              <w:t>eye_n</w:t>
-            </w:r>
-            <w:proofErr w:type="spellEnd"/>
-            <w:r>
-              <w:rPr>
-                <w:sz w:val="16"/>
-              </w:rPr>
-              <w:t>}}</w:t>
+              <w:t>{{eye_n}}</w:t>
             </w:r>
           </w:p>
         </w:tc>
@@ -9871,14 +8747,7 @@
               <w:rPr>
                 <w:sz w:val="16"/>
               </w:rPr>
-              <w:t>{{</w:t>
-            </w:r>
-            <w:proofErr w:type="spellStart"/>
-            <w:r>
-              <w:rPr>
-                <w:sz w:val="16"/>
-              </w:rPr>
-              <w:t>eye_</w:t>
+              <w:t>{{eye_</w:t>
             </w:r>
             <w:r>
               <w:rPr>
@@ -9886,7 +8755,6 @@
               </w:rPr>
               <w:t>a</w:t>
             </w:r>
-            <w:proofErr w:type="spellEnd"/>
             <w:r>
               <w:rPr>
                 <w:sz w:val="16"/>
@@ -9966,21 +8834,7 @@
               <w:rPr>
                 <w:sz w:val="16"/>
               </w:rPr>
-              <w:t>{{</w:t>
-            </w:r>
-            <w:proofErr w:type="spellStart"/>
-            <w:r>
-              <w:rPr>
-                <w:sz w:val="16"/>
-              </w:rPr>
-              <w:t>anus_n</w:t>
-            </w:r>
-            <w:proofErr w:type="spellEnd"/>
-            <w:r>
-              <w:rPr>
-                <w:sz w:val="16"/>
-              </w:rPr>
-              <w:t>}}</w:t>
+              <w:t>{{anus_n}}</w:t>
             </w:r>
           </w:p>
         </w:tc>
@@ -10001,14 +8855,7 @@
               <w:rPr>
                 <w:sz w:val="16"/>
               </w:rPr>
-              <w:t>{{</w:t>
-            </w:r>
-            <w:proofErr w:type="spellStart"/>
-            <w:r>
-              <w:rPr>
-                <w:sz w:val="16"/>
-              </w:rPr>
-              <w:t>anus_</w:t>
+              <w:t>{{anus_</w:t>
             </w:r>
             <w:r>
               <w:rPr>
@@ -10016,7 +8863,6 @@
               </w:rPr>
               <w:t>a</w:t>
             </w:r>
-            <w:proofErr w:type="spellEnd"/>
             <w:r>
               <w:rPr>
                 <w:sz w:val="16"/>
@@ -10069,21 +8915,7 @@
               <w:rPr>
                 <w:sz w:val="16"/>
               </w:rPr>
-              <w:t>{{</w:t>
-            </w:r>
-            <w:proofErr w:type="spellStart"/>
-            <w:r>
-              <w:rPr>
-                <w:sz w:val="16"/>
-              </w:rPr>
-              <w:t>oph_n</w:t>
-            </w:r>
-            <w:proofErr w:type="spellEnd"/>
-            <w:r>
-              <w:rPr>
-                <w:sz w:val="16"/>
-              </w:rPr>
-              <w:t>}}</w:t>
+              <w:t>{{oph_n}}</w:t>
             </w:r>
           </w:p>
         </w:tc>
@@ -10104,14 +8936,7 @@
               <w:rPr>
                 <w:sz w:val="16"/>
               </w:rPr>
-              <w:t>{{</w:t>
-            </w:r>
-            <w:proofErr w:type="spellStart"/>
-            <w:r>
-              <w:rPr>
-                <w:sz w:val="16"/>
-              </w:rPr>
-              <w:t>oph_</w:t>
+              <w:t>{{oph_</w:t>
             </w:r>
             <w:r>
               <w:rPr>
@@ -10119,7 +8944,6 @@
               </w:rPr>
               <w:t>a</w:t>
             </w:r>
-            <w:proofErr w:type="spellEnd"/>
             <w:r>
               <w:rPr>
                 <w:sz w:val="16"/>
@@ -10180,21 +9004,7 @@
               <w:rPr>
                 <w:sz w:val="16"/>
               </w:rPr>
-              <w:t>{{</w:t>
-            </w:r>
-            <w:proofErr w:type="spellStart"/>
-            <w:r>
-              <w:rPr>
-                <w:sz w:val="16"/>
-              </w:rPr>
-              <w:t>gu_n</w:t>
-            </w:r>
-            <w:proofErr w:type="spellEnd"/>
-            <w:r>
-              <w:rPr>
-                <w:sz w:val="16"/>
-              </w:rPr>
-              <w:t>}}</w:t>
+              <w:t>{{gu_n}}</w:t>
             </w:r>
           </w:p>
         </w:tc>
@@ -10215,14 +9025,7 @@
               <w:rPr>
                 <w:sz w:val="16"/>
               </w:rPr>
-              <w:t>{{</w:t>
-            </w:r>
-            <w:proofErr w:type="spellStart"/>
-            <w:r>
-              <w:rPr>
-                <w:sz w:val="16"/>
-              </w:rPr>
-              <w:t>gu_</w:t>
+              <w:t>{{gu_</w:t>
             </w:r>
             <w:r>
               <w:rPr>
@@ -10230,7 +9033,6 @@
               </w:rPr>
               <w:t>a</w:t>
             </w:r>
-            <w:proofErr w:type="spellEnd"/>
             <w:r>
               <w:rPr>
                 <w:sz w:val="16"/>
@@ -10283,21 +9085,7 @@
               <w:rPr>
                 <w:sz w:val="16"/>
               </w:rPr>
-              <w:t>{{</w:t>
-            </w:r>
-            <w:proofErr w:type="spellStart"/>
-            <w:r>
-              <w:rPr>
-                <w:sz w:val="16"/>
-              </w:rPr>
-              <w:t>pupil_n</w:t>
-            </w:r>
-            <w:proofErr w:type="spellEnd"/>
-            <w:r>
-              <w:rPr>
-                <w:sz w:val="16"/>
-              </w:rPr>
-              <w:t>}}</w:t>
+              <w:t>{{pupil_n}}</w:t>
             </w:r>
           </w:p>
         </w:tc>
@@ -10318,14 +9106,7 @@
               <w:rPr>
                 <w:sz w:val="16"/>
               </w:rPr>
-              <w:t>{{</w:t>
-            </w:r>
-            <w:proofErr w:type="spellStart"/>
-            <w:r>
-              <w:rPr>
-                <w:sz w:val="16"/>
-              </w:rPr>
-              <w:t>pupil_</w:t>
+              <w:t>{{pupil_</w:t>
             </w:r>
             <w:r>
               <w:rPr>
@@ -10333,7 +9114,6 @@
               </w:rPr>
               <w:t>a</w:t>
             </w:r>
-            <w:proofErr w:type="spellEnd"/>
             <w:r>
               <w:rPr>
                 <w:sz w:val="16"/>
@@ -10420,21 +9200,7 @@
               <w:rPr>
                 <w:sz w:val="16"/>
               </w:rPr>
-              <w:t>{{</w:t>
-            </w:r>
-            <w:proofErr w:type="spellStart"/>
-            <w:r>
-              <w:rPr>
-                <w:sz w:val="16"/>
-              </w:rPr>
-              <w:t>ext_n</w:t>
-            </w:r>
-            <w:proofErr w:type="spellEnd"/>
-            <w:r>
-              <w:rPr>
-                <w:sz w:val="16"/>
-              </w:rPr>
-              <w:t>}}</w:t>
+              <w:t>{{ext_n}}</w:t>
             </w:r>
           </w:p>
         </w:tc>
@@ -10455,14 +9221,7 @@
               <w:rPr>
                 <w:sz w:val="16"/>
               </w:rPr>
-              <w:t>{{</w:t>
-            </w:r>
-            <w:proofErr w:type="spellStart"/>
-            <w:r>
-              <w:rPr>
-                <w:sz w:val="16"/>
-              </w:rPr>
-              <w:t>ext_</w:t>
+              <w:t>{{ext_</w:t>
             </w:r>
             <w:r>
               <w:rPr>
@@ -10470,7 +9229,6 @@
               </w:rPr>
               <w:t>a</w:t>
             </w:r>
-            <w:proofErr w:type="spellEnd"/>
             <w:r>
               <w:rPr>
                 <w:sz w:val="16"/>
@@ -10529,21 +9287,7 @@
               <w:rPr>
                 <w:sz w:val="16"/>
               </w:rPr>
-              <w:t>{{</w:t>
-            </w:r>
-            <w:proofErr w:type="spellStart"/>
-            <w:r>
-              <w:rPr>
-                <w:sz w:val="16"/>
-              </w:rPr>
-              <w:t>eyem_n</w:t>
-            </w:r>
-            <w:proofErr w:type="spellEnd"/>
-            <w:r>
-              <w:rPr>
-                <w:sz w:val="16"/>
-              </w:rPr>
-              <w:t>}}</w:t>
+              <w:t>{{eyem_n}}</w:t>
             </w:r>
           </w:p>
         </w:tc>
@@ -10564,14 +9308,7 @@
               <w:rPr>
                 <w:sz w:val="16"/>
               </w:rPr>
-              <w:t>{{</w:t>
-            </w:r>
-            <w:proofErr w:type="spellStart"/>
-            <w:r>
-              <w:rPr>
-                <w:sz w:val="16"/>
-              </w:rPr>
-              <w:t>eyem_</w:t>
+              <w:t>{{eyem_</w:t>
             </w:r>
             <w:r>
               <w:rPr>
@@ -10579,7 +9316,6 @@
               </w:rPr>
               <w:t>a</w:t>
             </w:r>
-            <w:proofErr w:type="spellEnd"/>
             <w:r>
               <w:rPr>
                 <w:sz w:val="16"/>
@@ -10679,21 +9415,7 @@
               <w:rPr>
                 <w:sz w:val="16"/>
               </w:rPr>
-              <w:t>{{</w:t>
-            </w:r>
-            <w:proofErr w:type="spellStart"/>
-            <w:r>
-              <w:rPr>
-                <w:sz w:val="16"/>
-              </w:rPr>
-              <w:t>spine_n</w:t>
-            </w:r>
-            <w:proofErr w:type="spellEnd"/>
-            <w:r>
-              <w:rPr>
-                <w:sz w:val="16"/>
-              </w:rPr>
-              <w:t>}}</w:t>
+              <w:t>{{spine_n}}</w:t>
             </w:r>
           </w:p>
         </w:tc>
@@ -10714,14 +9436,7 @@
               <w:rPr>
                 <w:sz w:val="16"/>
               </w:rPr>
-              <w:t>{{</w:t>
-            </w:r>
-            <w:proofErr w:type="spellStart"/>
-            <w:r>
-              <w:rPr>
-                <w:sz w:val="16"/>
-              </w:rPr>
-              <w:t>spine_</w:t>
+              <w:t>{{spine_</w:t>
             </w:r>
             <w:r>
               <w:rPr>
@@ -10729,7 +9444,6 @@
               </w:rPr>
               <w:t>a</w:t>
             </w:r>
-            <w:proofErr w:type="spellEnd"/>
             <w:r>
               <w:rPr>
                 <w:sz w:val="16"/>
@@ -10808,21 +9522,7 @@
               <w:rPr>
                 <w:sz w:val="16"/>
               </w:rPr>
-              <w:t>{{</w:t>
-            </w:r>
-            <w:proofErr w:type="spellStart"/>
-            <w:r>
-              <w:rPr>
-                <w:sz w:val="16"/>
-              </w:rPr>
-              <w:t>lung_n</w:t>
-            </w:r>
-            <w:proofErr w:type="spellEnd"/>
-            <w:r>
-              <w:rPr>
-                <w:sz w:val="16"/>
-              </w:rPr>
-              <w:t>}}</w:t>
+              <w:t>{{lung_n}}</w:t>
             </w:r>
           </w:p>
         </w:tc>
@@ -10843,14 +9543,7 @@
               <w:rPr>
                 <w:sz w:val="16"/>
               </w:rPr>
-              <w:t>{{</w:t>
-            </w:r>
-            <w:proofErr w:type="spellStart"/>
-            <w:r>
-              <w:rPr>
-                <w:sz w:val="16"/>
-              </w:rPr>
-              <w:t>lung_</w:t>
+              <w:t>{{lung_</w:t>
             </w:r>
             <w:r>
               <w:rPr>
@@ -10858,7 +9551,6 @@
               </w:rPr>
               <w:t>a</w:t>
             </w:r>
-            <w:proofErr w:type="spellEnd"/>
             <w:r>
               <w:rPr>
                 <w:sz w:val="16"/>
@@ -10919,21 +9611,7 @@
               <w:rPr>
                 <w:sz w:val="16"/>
               </w:rPr>
-              <w:t>{{</w:t>
-            </w:r>
-            <w:proofErr w:type="spellStart"/>
-            <w:r>
-              <w:rPr>
-                <w:sz w:val="16"/>
-              </w:rPr>
-              <w:t>neuro_n</w:t>
-            </w:r>
-            <w:proofErr w:type="spellEnd"/>
-            <w:r>
-              <w:rPr>
-                <w:sz w:val="16"/>
-              </w:rPr>
-              <w:t>}}</w:t>
+              <w:t>{{neuro_n}}</w:t>
             </w:r>
           </w:p>
         </w:tc>
@@ -10954,14 +9632,7 @@
               <w:rPr>
                 <w:sz w:val="16"/>
               </w:rPr>
-              <w:t>{{</w:t>
-            </w:r>
-            <w:proofErr w:type="spellStart"/>
-            <w:r>
-              <w:rPr>
-                <w:sz w:val="16"/>
-              </w:rPr>
-              <w:t>neuro_</w:t>
+              <w:t>{{neuro_</w:t>
             </w:r>
             <w:r>
               <w:rPr>
@@ -10969,7 +9640,6 @@
               </w:rPr>
               <w:t>a</w:t>
             </w:r>
-            <w:proofErr w:type="spellEnd"/>
             <w:r>
               <w:rPr>
                 <w:sz w:val="16"/>
@@ -11035,21 +9705,7 @@
               <w:rPr>
                 <w:sz w:val="16"/>
               </w:rPr>
-              <w:t>{{</w:t>
-            </w:r>
-            <w:proofErr w:type="spellStart"/>
-            <w:r>
-              <w:rPr>
-                <w:sz w:val="16"/>
-              </w:rPr>
-              <w:t>breast_n</w:t>
-            </w:r>
-            <w:proofErr w:type="spellEnd"/>
-            <w:r>
-              <w:rPr>
-                <w:sz w:val="16"/>
-              </w:rPr>
-              <w:t>}}</w:t>
+              <w:t>{{breast_n}}</w:t>
             </w:r>
           </w:p>
         </w:tc>
@@ -11070,14 +9726,7 @@
               <w:rPr>
                 <w:sz w:val="16"/>
               </w:rPr>
-              <w:t>{{</w:t>
-            </w:r>
-            <w:proofErr w:type="spellStart"/>
-            <w:r>
-              <w:rPr>
-                <w:sz w:val="16"/>
-              </w:rPr>
-              <w:t>breast_</w:t>
+              <w:t>{{breast_</w:t>
             </w:r>
             <w:r>
               <w:rPr>
@@ -11085,7 +9734,6 @@
               </w:rPr>
               <w:t>a</w:t>
             </w:r>
-            <w:proofErr w:type="spellEnd"/>
             <w:r>
               <w:rPr>
                 <w:sz w:val="16"/>
@@ -11133,21 +9781,7 @@
               <w:rPr>
                 <w:sz w:val="16"/>
               </w:rPr>
-              <w:t>{{</w:t>
-            </w:r>
-            <w:proofErr w:type="spellStart"/>
-            <w:r>
-              <w:rPr>
-                <w:sz w:val="16"/>
-              </w:rPr>
-              <w:t>psych_n</w:t>
-            </w:r>
-            <w:proofErr w:type="spellEnd"/>
-            <w:r>
-              <w:rPr>
-                <w:sz w:val="16"/>
-              </w:rPr>
-              <w:t>}}</w:t>
+              <w:t>{{psych_n}}</w:t>
             </w:r>
           </w:p>
         </w:tc>
@@ -11168,14 +9802,7 @@
               <w:rPr>
                 <w:sz w:val="16"/>
               </w:rPr>
-              <w:t>{{</w:t>
-            </w:r>
-            <w:proofErr w:type="spellStart"/>
-            <w:r>
-              <w:rPr>
-                <w:sz w:val="16"/>
-              </w:rPr>
-              <w:t>psych_</w:t>
+              <w:t>{{psych_</w:t>
             </w:r>
             <w:r>
               <w:rPr>
@@ -11183,7 +9810,6 @@
               </w:rPr>
               <w:t>a</w:t>
             </w:r>
-            <w:proofErr w:type="spellEnd"/>
             <w:r>
               <w:rPr>
                 <w:sz w:val="16"/>
@@ -11236,21 +9862,7 @@
               <w:rPr>
                 <w:sz w:val="16"/>
               </w:rPr>
-              <w:t>{{</w:t>
-            </w:r>
-            <w:proofErr w:type="spellStart"/>
-            <w:r>
-              <w:rPr>
-                <w:sz w:val="16"/>
-              </w:rPr>
-              <w:t>heart_n</w:t>
-            </w:r>
-            <w:proofErr w:type="spellEnd"/>
-            <w:r>
-              <w:rPr>
-                <w:sz w:val="16"/>
-              </w:rPr>
-              <w:t>}}</w:t>
+              <w:t>{{heart_n}}</w:t>
             </w:r>
           </w:p>
         </w:tc>
@@ -11271,14 +9883,7 @@
               <w:rPr>
                 <w:sz w:val="16"/>
               </w:rPr>
-              <w:t>{{</w:t>
-            </w:r>
-            <w:proofErr w:type="spellStart"/>
-            <w:r>
-              <w:rPr>
-                <w:sz w:val="16"/>
-              </w:rPr>
-              <w:t>heart_</w:t>
+              <w:t>{{heart_</w:t>
             </w:r>
             <w:r>
               <w:rPr>
@@ -11286,7 +9891,6 @@
               </w:rPr>
               <w:t>a</w:t>
             </w:r>
-            <w:proofErr w:type="spellEnd"/>
             <w:r>
               <w:rPr>
                 <w:sz w:val="16"/>
@@ -11347,21 +9951,7 @@
               <w:rPr>
                 <w:sz w:val="16"/>
               </w:rPr>
-              <w:t>{{</w:t>
-            </w:r>
-            <w:proofErr w:type="spellStart"/>
-            <w:r>
-              <w:rPr>
-                <w:sz w:val="16"/>
-              </w:rPr>
-              <w:t>gen_n</w:t>
-            </w:r>
-            <w:proofErr w:type="spellEnd"/>
-            <w:r>
-              <w:rPr>
-                <w:sz w:val="16"/>
-              </w:rPr>
-              <w:t>}}</w:t>
+              <w:t>{{gen_n}}</w:t>
             </w:r>
           </w:p>
         </w:tc>
@@ -11382,14 +9972,7 @@
               <w:rPr>
                 <w:sz w:val="16"/>
               </w:rPr>
-              <w:t>{{</w:t>
-            </w:r>
-            <w:proofErr w:type="spellStart"/>
-            <w:r>
-              <w:rPr>
-                <w:sz w:val="16"/>
-              </w:rPr>
-              <w:t>gen_</w:t>
+              <w:t>{{gen_</w:t>
             </w:r>
             <w:r>
               <w:rPr>
@@ -11397,7 +9980,6 @@
               </w:rPr>
               <w:t>a</w:t>
             </w:r>
-            <w:proofErr w:type="spellEnd"/>
             <w:r>
               <w:rPr>
                 <w:sz w:val="16"/>
@@ -11450,21 +10032,7 @@
               <w:rPr>
                 <w:sz w:val="16"/>
               </w:rPr>
-              <w:t>{{</w:t>
-            </w:r>
-            <w:proofErr w:type="spellStart"/>
-            <w:r>
-              <w:rPr>
-                <w:sz w:val="16"/>
-              </w:rPr>
-              <w:t>skin_n</w:t>
-            </w:r>
-            <w:proofErr w:type="spellEnd"/>
-            <w:r>
-              <w:rPr>
-                <w:sz w:val="16"/>
-              </w:rPr>
-              <w:t>}}</w:t>
+              <w:t>{{skin_n}}</w:t>
             </w:r>
           </w:p>
         </w:tc>
@@ -11485,14 +10053,7 @@
               <w:rPr>
                 <w:sz w:val="16"/>
               </w:rPr>
-              <w:t>{{</w:t>
-            </w:r>
-            <w:proofErr w:type="spellStart"/>
-            <w:r>
-              <w:rPr>
-                <w:sz w:val="16"/>
-              </w:rPr>
-              <w:t>skin_</w:t>
+              <w:t>{{skin_</w:t>
             </w:r>
             <w:r>
               <w:rPr>
@@ -11500,7 +10061,6 @@
               </w:rPr>
               <w:t>a</w:t>
             </w:r>
-            <w:proofErr w:type="spellEnd"/>
             <w:r>
               <w:rPr>
                 <w:sz w:val="16"/>
@@ -11879,21 +10439,7 @@
                                     <w:rPr>
                                       <w:sz w:val="16"/>
                                     </w:rPr>
-                                    <w:t>{{</w:t>
-                                  </w:r>
-                                  <w:proofErr w:type="spellStart"/>
-                                  <w:r>
-                                    <w:rPr>
-                                      <w:sz w:val="16"/>
-                                    </w:rPr>
-                                    <w:t>xray_res</w:t>
-                                  </w:r>
-                                  <w:proofErr w:type="spellEnd"/>
-                                  <w:r>
-                                    <w:rPr>
-                                      <w:sz w:val="16"/>
-                                    </w:rPr>
-                                    <w:t>}}</w:t>
+                                    <w:t>{{xray_res}}</w:t>
                                   </w:r>
                                 </w:p>
                               </w:tc>
@@ -11942,21 +10488,7 @@
                                     <w:rPr>
                                       <w:sz w:val="16"/>
                                     </w:rPr>
-                                    <w:t>{{</w:t>
-                                  </w:r>
-                                  <w:proofErr w:type="spellStart"/>
-                                  <w:r>
-                                    <w:rPr>
-                                      <w:sz w:val="16"/>
-                                    </w:rPr>
-                                    <w:t>hiv_res</w:t>
-                                  </w:r>
-                                  <w:proofErr w:type="spellEnd"/>
-                                  <w:r>
-                                    <w:rPr>
-                                      <w:sz w:val="16"/>
-                                    </w:rPr>
-                                    <w:t>}}</w:t>
+                                    <w:t>{{hiv_res}}</w:t>
                                   </w:r>
                                 </w:p>
                               </w:tc>
@@ -12005,21 +10537,7 @@
                                     <w:rPr>
                                       <w:sz w:val="16"/>
                                     </w:rPr>
-                                    <w:t>{{</w:t>
-                                  </w:r>
-                                  <w:proofErr w:type="spellStart"/>
-                                  <w:r>
-                                    <w:rPr>
-                                      <w:sz w:val="16"/>
-                                    </w:rPr>
-                                    <w:t>vdrl_res</w:t>
-                                  </w:r>
-                                  <w:proofErr w:type="spellEnd"/>
-                                  <w:r>
-                                    <w:rPr>
-                                      <w:sz w:val="16"/>
-                                    </w:rPr>
-                                    <w:t>}}</w:t>
+                                    <w:t>{{vdrl_res}}</w:t>
                                   </w:r>
                                 </w:p>
                               </w:tc>
@@ -12068,7 +10586,6 @@
                                       <w:sz w:val="18"/>
                                     </w:rPr>
                                   </w:pPr>
-                                  <w:proofErr w:type="gramStart"/>
                                   <w:r>
                                     <w:rPr>
                                       <w:sz w:val="18"/>
@@ -12089,7 +10606,6 @@
                                     </w:rPr>
                                     <w:t>:</w:t>
                                   </w:r>
-                                  <w:proofErr w:type="gramEnd"/>
                                   <w:r>
                                     <w:rPr>
                                       <w:spacing w:val="-10"/>
@@ -12102,35 +10618,13 @@
                                       <w:spacing w:val="-10"/>
                                       <w:sz w:val="18"/>
                                     </w:rPr>
-                                    <w:t>{{</w:t>
-                                  </w:r>
-                                  <w:proofErr w:type="spellStart"/>
-                                  <w:r>
-                                    <w:rPr>
-                                      <w:spacing w:val="-10"/>
-                                      <w:sz w:val="18"/>
-                                    </w:rPr>
-                                    <w:t>ur_sugar</w:t>
-                                  </w:r>
-                                  <w:proofErr w:type="spellEnd"/>
-                                  <w:r>
-                                    <w:rPr>
-                                      <w:spacing w:val="-10"/>
-                                      <w:sz w:val="18"/>
-                                    </w:rPr>
-                                    <w:t>}}</w:t>
+                                    <w:t>{{ur_sugar}}</w:t>
                                   </w:r>
                                   <w:r>
                                     <w:rPr>
                                       <w:sz w:val="18"/>
                                     </w:rPr>
                                     <w:tab/>
-                                  </w:r>
-                                  <w:proofErr w:type="gramStart"/>
-                                  <w:r>
-                                    <w:rPr>
-                                      <w:sz w:val="18"/>
-                                    </w:rPr>
                                     <w:t>Protein</w:t>
                                   </w:r>
                                   <w:r>
@@ -12147,7 +10641,6 @@
                                     </w:rPr>
                                     <w:t>:</w:t>
                                   </w:r>
-                                  <w:proofErr w:type="gramEnd"/>
                                   <w:r>
                                     <w:rPr>
                                       <w:spacing w:val="-10"/>
@@ -12174,12 +10667,6 @@
                                       <w:sz w:val="18"/>
                                     </w:rPr>
                                     <w:tab/>
-                                  </w:r>
-                                  <w:proofErr w:type="gramStart"/>
-                                  <w:r>
-                                    <w:rPr>
-                                      <w:sz w:val="18"/>
-                                    </w:rPr>
                                     <w:t>Blood</w:t>
                                   </w:r>
                                   <w:r>
@@ -12196,7 +10683,6 @@
                                     </w:rPr>
                                     <w:t>:</w:t>
                                   </w:r>
-                                  <w:proofErr w:type="gramEnd"/>
                                   <w:r>
                                     <w:rPr>
                                       <w:spacing w:val="-10"/>
@@ -12209,23 +10695,7 @@
                                       <w:spacing w:val="-10"/>
                                       <w:sz w:val="18"/>
                                     </w:rPr>
-                                    <w:t>{{</w:t>
-                                  </w:r>
-                                  <w:proofErr w:type="spellStart"/>
-                                  <w:r>
-                                    <w:rPr>
-                                      <w:spacing w:val="-10"/>
-                                      <w:sz w:val="18"/>
-                                    </w:rPr>
-                                    <w:t>urin_b</w:t>
-                                  </w:r>
-                                  <w:proofErr w:type="spellEnd"/>
-                                  <w:r>
-                                    <w:rPr>
-                                      <w:spacing w:val="-10"/>
-                                      <w:sz w:val="18"/>
-                                    </w:rPr>
-                                    <w:t>}}</w:t>
+                                    <w:t>{{urin_b}}</w:t>
                                   </w:r>
                                 </w:p>
                               </w:tc>
@@ -12247,21 +10717,12 @@
                                       <w:sz w:val="18"/>
                                     </w:rPr>
                                   </w:pPr>
-                                  <w:proofErr w:type="gramStart"/>
                                   <w:r>
                                     <w:rPr>
                                       <w:w w:val="105"/>
                                       <w:sz w:val="18"/>
                                     </w:rPr>
-                                    <w:t>ECG(</w:t>
-                                  </w:r>
-                                  <w:proofErr w:type="gramEnd"/>
-                                  <w:r>
-                                    <w:rPr>
-                                      <w:w w:val="105"/>
-                                      <w:sz w:val="18"/>
-                                    </w:rPr>
-                                    <w:t>if</w:t>
+                                    <w:t>ECG(if</w:t>
                                   </w:r>
                                   <w:r>
                                     <w:rPr>
@@ -12298,21 +10759,7 @@
                                     <w:rPr>
                                       <w:sz w:val="18"/>
                                     </w:rPr>
-                                    <w:t>{{</w:t>
-                                  </w:r>
-                                  <w:proofErr w:type="spellStart"/>
-                                  <w:r>
-                                    <w:rPr>
-                                      <w:sz w:val="18"/>
-                                    </w:rPr>
-                                    <w:t>diag</w:t>
-                                  </w:r>
-                                  <w:proofErr w:type="spellEnd"/>
-                                  <w:r>
-                                    <w:rPr>
-                                      <w:sz w:val="18"/>
-                                    </w:rPr>
-                                    <w:t>}}</w:t>
+                                    <w:t>{{diag}}</w:t>
                                   </w:r>
                                 </w:p>
                               </w:tc>
@@ -12555,21 +11002,7 @@
                               <w:rPr>
                                 <w:sz w:val="16"/>
                               </w:rPr>
-                              <w:t>{{</w:t>
-                            </w:r>
-                            <w:proofErr w:type="spellStart"/>
-                            <w:r>
-                              <w:rPr>
-                                <w:sz w:val="16"/>
-                              </w:rPr>
-                              <w:t>xray_res</w:t>
-                            </w:r>
-                            <w:proofErr w:type="spellEnd"/>
-                            <w:r>
-                              <w:rPr>
-                                <w:sz w:val="16"/>
-                              </w:rPr>
-                              <w:t>}}</w:t>
+                              <w:t>{{xray_res}}</w:t>
                             </w:r>
                           </w:p>
                         </w:tc>
@@ -12618,21 +11051,7 @@
                               <w:rPr>
                                 <w:sz w:val="16"/>
                               </w:rPr>
-                              <w:t>{{</w:t>
-                            </w:r>
-                            <w:proofErr w:type="spellStart"/>
-                            <w:r>
-                              <w:rPr>
-                                <w:sz w:val="16"/>
-                              </w:rPr>
-                              <w:t>hiv_res</w:t>
-                            </w:r>
-                            <w:proofErr w:type="spellEnd"/>
-                            <w:r>
-                              <w:rPr>
-                                <w:sz w:val="16"/>
-                              </w:rPr>
-                              <w:t>}}</w:t>
+                              <w:t>{{hiv_res}}</w:t>
                             </w:r>
                           </w:p>
                         </w:tc>
@@ -12681,21 +11100,7 @@
                               <w:rPr>
                                 <w:sz w:val="16"/>
                               </w:rPr>
-                              <w:t>{{</w:t>
-                            </w:r>
-                            <w:proofErr w:type="spellStart"/>
-                            <w:r>
-                              <w:rPr>
-                                <w:sz w:val="16"/>
-                              </w:rPr>
-                              <w:t>vdrl_res</w:t>
-                            </w:r>
-                            <w:proofErr w:type="spellEnd"/>
-                            <w:r>
-                              <w:rPr>
-                                <w:sz w:val="16"/>
-                              </w:rPr>
-                              <w:t>}}</w:t>
+                              <w:t>{{vdrl_res}}</w:t>
                             </w:r>
                           </w:p>
                         </w:tc>
@@ -12744,7 +11149,6 @@
                                 <w:sz w:val="18"/>
                               </w:rPr>
                             </w:pPr>
-                            <w:proofErr w:type="gramStart"/>
                             <w:r>
                               <w:rPr>
                                 <w:sz w:val="18"/>
@@ -12765,7 +11169,6 @@
                               </w:rPr>
                               <w:t>:</w:t>
                             </w:r>
-                            <w:proofErr w:type="gramEnd"/>
                             <w:r>
                               <w:rPr>
                                 <w:spacing w:val="-10"/>
@@ -12778,35 +11181,13 @@
                                 <w:spacing w:val="-10"/>
                                 <w:sz w:val="18"/>
                               </w:rPr>
-                              <w:t>{{</w:t>
-                            </w:r>
-                            <w:proofErr w:type="spellStart"/>
-                            <w:r>
-                              <w:rPr>
-                                <w:spacing w:val="-10"/>
-                                <w:sz w:val="18"/>
-                              </w:rPr>
-                              <w:t>ur_sugar</w:t>
-                            </w:r>
-                            <w:proofErr w:type="spellEnd"/>
-                            <w:r>
-                              <w:rPr>
-                                <w:spacing w:val="-10"/>
-                                <w:sz w:val="18"/>
-                              </w:rPr>
-                              <w:t>}}</w:t>
+                              <w:t>{{ur_sugar}}</w:t>
                             </w:r>
                             <w:r>
                               <w:rPr>
                                 <w:sz w:val="18"/>
                               </w:rPr>
                               <w:tab/>
-                            </w:r>
-                            <w:proofErr w:type="gramStart"/>
-                            <w:r>
-                              <w:rPr>
-                                <w:sz w:val="18"/>
-                              </w:rPr>
                               <w:t>Protein</w:t>
                             </w:r>
                             <w:r>
@@ -12823,7 +11204,6 @@
                               </w:rPr>
                               <w:t>:</w:t>
                             </w:r>
-                            <w:proofErr w:type="gramEnd"/>
                             <w:r>
                               <w:rPr>
                                 <w:spacing w:val="-10"/>
@@ -12850,12 +11230,6 @@
                                 <w:sz w:val="18"/>
                               </w:rPr>
                               <w:tab/>
-                            </w:r>
-                            <w:proofErr w:type="gramStart"/>
-                            <w:r>
-                              <w:rPr>
-                                <w:sz w:val="18"/>
-                              </w:rPr>
                               <w:t>Blood</w:t>
                             </w:r>
                             <w:r>
@@ -12872,7 +11246,6 @@
                               </w:rPr>
                               <w:t>:</w:t>
                             </w:r>
-                            <w:proofErr w:type="gramEnd"/>
                             <w:r>
                               <w:rPr>
                                 <w:spacing w:val="-10"/>
@@ -12885,23 +11258,7 @@
                                 <w:spacing w:val="-10"/>
                                 <w:sz w:val="18"/>
                               </w:rPr>
-                              <w:t>{{</w:t>
-                            </w:r>
-                            <w:proofErr w:type="spellStart"/>
-                            <w:r>
-                              <w:rPr>
-                                <w:spacing w:val="-10"/>
-                                <w:sz w:val="18"/>
-                              </w:rPr>
-                              <w:t>urin_b</w:t>
-                            </w:r>
-                            <w:proofErr w:type="spellEnd"/>
-                            <w:r>
-                              <w:rPr>
-                                <w:spacing w:val="-10"/>
-                                <w:sz w:val="18"/>
-                              </w:rPr>
-                              <w:t>}}</w:t>
+                              <w:t>{{urin_b}}</w:t>
                             </w:r>
                           </w:p>
                         </w:tc>
@@ -12923,21 +11280,12 @@
                                 <w:sz w:val="18"/>
                               </w:rPr>
                             </w:pPr>
-                            <w:proofErr w:type="gramStart"/>
                             <w:r>
                               <w:rPr>
                                 <w:w w:val="105"/>
                                 <w:sz w:val="18"/>
                               </w:rPr>
-                              <w:t>ECG(</w:t>
-                            </w:r>
-                            <w:proofErr w:type="gramEnd"/>
-                            <w:r>
-                              <w:rPr>
-                                <w:w w:val="105"/>
-                                <w:sz w:val="18"/>
-                              </w:rPr>
-                              <w:t>if</w:t>
+                              <w:t>ECG(if</w:t>
                             </w:r>
                             <w:r>
                               <w:rPr>
@@ -12974,21 +11322,7 @@
                               <w:rPr>
                                 <w:sz w:val="18"/>
                               </w:rPr>
-                              <w:t>{{</w:t>
-                            </w:r>
-                            <w:proofErr w:type="spellStart"/>
-                            <w:r>
-                              <w:rPr>
-                                <w:sz w:val="18"/>
-                              </w:rPr>
-                              <w:t>diag</w:t>
-                            </w:r>
-                            <w:proofErr w:type="spellEnd"/>
-                            <w:r>
-                              <w:rPr>
-                                <w:sz w:val="18"/>
-                              </w:rPr>
-                              <w:t>}}</w:t>
+                              <w:t>{{diag}}</w:t>
                             </w:r>
                           </w:p>
                         </w:tc>
@@ -13271,15 +11605,7 @@
         <w:ind w:left="381"/>
       </w:pPr>
       <w:r>
-        <w:t>{{</w:t>
-      </w:r>
-      <w:proofErr w:type="spellStart"/>
-      <w:r>
-        <w:t>lo_f</w:t>
-      </w:r>
-      <w:proofErr w:type="spellEnd"/>
-      <w:r>
-        <w:t>}}</w:t>
+        <w:t>{{lo_f}}</w:t>
       </w:r>
       <w:r>
         <w:rPr>
@@ -13299,15 +11625,7 @@
         <w:tab/>
       </w:r>
       <w:r>
-        <w:t>{{</w:t>
-      </w:r>
-      <w:proofErr w:type="spellStart"/>
-      <w:r>
-        <w:t>lo_u</w:t>
-      </w:r>
-      <w:proofErr w:type="spellEnd"/>
-      <w:r>
-        <w:t>}}</w:t>
+        <w:t>{{lo_u}}</w:t>
       </w:r>
       <w:r>
         <w:rPr>
@@ -13350,25 +11668,6 @@
           <w:sz w:val="20"/>
         </w:rPr>
       </w:pPr>
-    </w:p>
-    <w:p>
-      <w:pPr>
-        <w:ind w:left="352" w:right="-58"/>
-        <w:rPr>
-          <w:rFonts w:ascii="Arial MT"/>
-          <w:sz w:val="20"/>
-        </w:rPr>
-      </w:pPr>
-      <w:r>
-        <w:rPr>
-          <w:rFonts w:ascii="Arial MT"/>
-          <w:color w:val="1F497C"/>
-          <w:spacing w:val="-5"/>
-          <w:w w:val="105"/>
-          <w:sz w:val="20"/>
-        </w:rPr>
-        <w:t>SIP</w:t>
-      </w:r>
     </w:p>
     <w:p>
       <w:pPr>
@@ -13497,12 +11796,8 @@
       </w:r>
       <w:r>
         <w:tab/>
-      </w:r>
-      <w:proofErr w:type="gramStart"/>
-      <w:r>
         <w:t>Other</w:t>
       </w:r>
-      <w:proofErr w:type="gramEnd"/>
       <w:r>
         <w:rPr>
           <w:spacing w:val="16"/>
@@ -13542,23 +11837,21 @@
           <w:position w:val="5"/>
           <w:sz w:val="20"/>
         </w:rPr>
-        <w:t>{{</w:t>
-      </w:r>
-      <w:proofErr w:type="spellStart"/>
+        <w:t>{{dk_f}}</w:t>
+      </w:r>
       <w:r>
         <w:rPr>
           <w:position w:val="5"/>
           <w:sz w:val="20"/>
         </w:rPr>
-        <w:t>dk_f</w:t>
-      </w:r>
-      <w:proofErr w:type="spellEnd"/>
+        <w:tab/>
+      </w:r>
       <w:r>
         <w:rPr>
           <w:position w:val="5"/>
           <w:sz w:val="20"/>
         </w:rPr>
-        <w:t>}}</w:t>
+        <w:t>{{en_f}}</w:t>
       </w:r>
       <w:r>
         <w:rPr>
@@ -13572,83 +11865,21 @@
           <w:position w:val="5"/>
           <w:sz w:val="20"/>
         </w:rPr>
-        <w:t>{{</w:t>
-      </w:r>
-      <w:proofErr w:type="spellStart"/>
+        <w:t>{{ct_f}}</w:t>
+      </w:r>
       <w:r>
         <w:rPr>
           <w:position w:val="5"/>
           <w:sz w:val="20"/>
         </w:rPr>
-        <w:t>en_f</w:t>
-      </w:r>
-      <w:proofErr w:type="spellEnd"/>
+        <w:tab/>
+      </w:r>
       <w:r>
         <w:rPr>
           <w:position w:val="5"/>
           <w:sz w:val="20"/>
         </w:rPr>
-        <w:t>}}</w:t>
-      </w:r>
-      <w:r>
-        <w:rPr>
-          <w:position w:val="5"/>
-          <w:sz w:val="20"/>
-        </w:rPr>
-        <w:tab/>
-      </w:r>
-      <w:r>
-        <w:rPr>
-          <w:position w:val="5"/>
-          <w:sz w:val="20"/>
-        </w:rPr>
-        <w:t>{{</w:t>
-      </w:r>
-      <w:proofErr w:type="spellStart"/>
-      <w:r>
-        <w:rPr>
-          <w:position w:val="5"/>
-          <w:sz w:val="20"/>
-        </w:rPr>
-        <w:t>ct_f</w:t>
-      </w:r>
-      <w:proofErr w:type="spellEnd"/>
-      <w:r>
-        <w:rPr>
-          <w:position w:val="5"/>
-          <w:sz w:val="20"/>
-        </w:rPr>
-        <w:t>}}</w:t>
-      </w:r>
-      <w:r>
-        <w:rPr>
-          <w:position w:val="5"/>
-          <w:sz w:val="20"/>
-        </w:rPr>
-        <w:tab/>
-      </w:r>
-      <w:r>
-        <w:rPr>
-          <w:position w:val="5"/>
-          <w:sz w:val="20"/>
-        </w:rPr>
-        <w:t>{{</w:t>
-      </w:r>
-      <w:proofErr w:type="spellStart"/>
-      <w:r>
-        <w:rPr>
-          <w:position w:val="5"/>
-          <w:sz w:val="20"/>
-        </w:rPr>
-        <w:t>ot_f</w:t>
-      </w:r>
-      <w:proofErr w:type="spellEnd"/>
-      <w:r>
-        <w:rPr>
-          <w:position w:val="5"/>
-          <w:sz w:val="20"/>
-        </w:rPr>
-        <w:t>}}</w:t>
+        <w:t>{{ot_f}}</w:t>
       </w:r>
     </w:p>
     <w:p>
@@ -13677,23 +11908,21 @@
           <w:position w:val="5"/>
           <w:sz w:val="20"/>
         </w:rPr>
-        <w:t>{{</w:t>
-      </w:r>
-      <w:proofErr w:type="spellStart"/>
+        <w:t>{{dk_u}}</w:t>
+      </w:r>
       <w:r>
         <w:rPr>
           <w:position w:val="5"/>
           <w:sz w:val="20"/>
         </w:rPr>
-        <w:t>dk_u</w:t>
-      </w:r>
-      <w:proofErr w:type="spellEnd"/>
+        <w:tab/>
+      </w:r>
       <w:r>
         <w:rPr>
           <w:position w:val="5"/>
           <w:sz w:val="20"/>
         </w:rPr>
-        <w:t>}}</w:t>
+        <w:t>{{en_u}}</w:t>
       </w:r>
       <w:r>
         <w:rPr>
@@ -13707,83 +11936,21 @@
           <w:position w:val="5"/>
           <w:sz w:val="20"/>
         </w:rPr>
-        <w:t>{{</w:t>
-      </w:r>
-      <w:proofErr w:type="spellStart"/>
+        <w:t>{{ct_u}}</w:t>
+      </w:r>
       <w:r>
         <w:rPr>
           <w:position w:val="5"/>
           <w:sz w:val="20"/>
         </w:rPr>
-        <w:t>en_u</w:t>
-      </w:r>
-      <w:proofErr w:type="spellEnd"/>
+        <w:tab/>
+      </w:r>
       <w:r>
         <w:rPr>
           <w:position w:val="5"/>
           <w:sz w:val="20"/>
         </w:rPr>
-        <w:t>}}</w:t>
-      </w:r>
-      <w:r>
-        <w:rPr>
-          <w:position w:val="5"/>
-          <w:sz w:val="20"/>
-        </w:rPr>
-        <w:tab/>
-      </w:r>
-      <w:r>
-        <w:rPr>
-          <w:position w:val="5"/>
-          <w:sz w:val="20"/>
-        </w:rPr>
-        <w:t>{{</w:t>
-      </w:r>
-      <w:proofErr w:type="spellStart"/>
-      <w:r>
-        <w:rPr>
-          <w:position w:val="5"/>
-          <w:sz w:val="20"/>
-        </w:rPr>
-        <w:t>ct_u</w:t>
-      </w:r>
-      <w:proofErr w:type="spellEnd"/>
-      <w:r>
-        <w:rPr>
-          <w:position w:val="5"/>
-          <w:sz w:val="20"/>
-        </w:rPr>
-        <w:t>}}</w:t>
-      </w:r>
-      <w:r>
-        <w:rPr>
-          <w:position w:val="5"/>
-          <w:sz w:val="20"/>
-        </w:rPr>
-        <w:tab/>
-      </w:r>
-      <w:r>
-        <w:rPr>
-          <w:position w:val="5"/>
-          <w:sz w:val="20"/>
-        </w:rPr>
-        <w:t>{{</w:t>
-      </w:r>
-      <w:proofErr w:type="spellStart"/>
-      <w:r>
-        <w:rPr>
-          <w:position w:val="5"/>
-          <w:sz w:val="20"/>
-        </w:rPr>
-        <w:t>ot_u</w:t>
-      </w:r>
-      <w:proofErr w:type="spellEnd"/>
-      <w:r>
-        <w:rPr>
-          <w:position w:val="5"/>
-          <w:sz w:val="20"/>
-        </w:rPr>
-        <w:t>}}</w:t>
+        <w:t>{{ot_u}}</w:t>
       </w:r>
     </w:p>
     <w:p>
@@ -13818,54 +11985,6 @@
         <w:ind w:left="352"/>
       </w:pPr>
       <w:r>
-        <w:rPr>
-          <w:noProof/>
-        </w:rPr>
-        <w:drawing>
-          <wp:anchor distT="0" distB="0" distL="0" distR="0" simplePos="0" relativeHeight="251577856" behindDoc="0" locked="0" layoutInCell="1" allowOverlap="1" wp14:anchorId="6957B469" wp14:editId="64B121EB">
-            <wp:simplePos x="0" y="0"/>
-            <wp:positionH relativeFrom="page">
-              <wp:posOffset>7427976</wp:posOffset>
-            </wp:positionH>
-            <wp:positionV relativeFrom="paragraph">
-              <wp:posOffset>627061</wp:posOffset>
-            </wp:positionV>
-            <wp:extent cx="344423" cy="393191"/>
-            <wp:effectExtent l="0" t="0" r="0" b="0"/>
-            <wp:wrapNone/>
-            <wp:docPr id="60" name="Image 60"/>
-            <wp:cNvGraphicFramePr>
-              <a:graphicFrameLocks xmlns:a="http://schemas.openxmlformats.org/drawingml/2006/main"/>
-            </wp:cNvGraphicFramePr>
-            <a:graphic xmlns:a="http://schemas.openxmlformats.org/drawingml/2006/main">
-              <a:graphicData uri="http://schemas.openxmlformats.org/drawingml/2006/picture">
-                <pic:pic xmlns:pic="http://schemas.openxmlformats.org/drawingml/2006/picture">
-                  <pic:nvPicPr>
-                    <pic:cNvPr id="60" name="Image 60"/>
-                    <pic:cNvPicPr/>
-                  </pic:nvPicPr>
-                  <pic:blipFill>
-                    <a:blip r:embed="rId7" cstate="print"/>
-                    <a:stretch>
-                      <a:fillRect/>
-                    </a:stretch>
-                  </pic:blipFill>
-                  <pic:spPr>
-                    <a:xfrm>
-                      <a:off x="0" y="0"/>
-                      <a:ext cx="344423" cy="393191"/>
-                    </a:xfrm>
-                    <a:prstGeom prst="rect">
-                      <a:avLst/>
-                    </a:prstGeom>
-                  </pic:spPr>
-                </pic:pic>
-              </a:graphicData>
-            </a:graphic>
-          </wp:anchor>
-        </w:drawing>
-      </w:r>
-      <w:r>
         <w:t>Without</w:t>
       </w:r>
       <w:r>
@@ -13884,124 +12003,79 @@
         <w:tab/>
       </w:r>
       <w:r>
-        <w:t>{{</w:t>
-      </w:r>
-      <w:proofErr w:type="spellStart"/>
-      <w:r>
-        <w:t>rest_no</w:t>
-      </w:r>
-      <w:proofErr w:type="spellEnd"/>
-      <w:proofErr w:type="gramStart"/>
-      <w:r>
-        <w:t>}}</w:t>
-      </w:r>
-      <w:r>
-        <w:t xml:space="preserve">   </w:t>
-      </w:r>
-      <w:proofErr w:type="gramEnd"/>
-      <w:r>
+        <w:t>{{rest_no}}</w:t>
+      </w:r>
+      <w:r>
+        <w:t xml:space="preserve">    </w:t>
+      </w:r>
+      <w:r>
+        <w:t>With</w:t>
+      </w:r>
+      <w:r>
+        <w:rPr>
+          <w:spacing w:val="12"/>
+        </w:rPr>
         <w:t xml:space="preserve"> </w:t>
       </w:r>
       <w:r>
-        <w:t>With</w:t>
-      </w:r>
-      <w:r>
-        <w:rPr>
-          <w:spacing w:val="12"/>
+        <w:rPr>
+          <w:spacing w:val="-2"/>
+        </w:rPr>
+        <w:t>Restrictions</w:t>
+      </w:r>
+      <w:r>
+        <w:tab/>
+      </w:r>
+      <w:r>
+        <w:t>{{rest_yes}}</w:t>
+      </w:r>
+      <w:r>
+        <w:tab/>
+      </w:r>
+      <w:r>
+        <w:t>Visual</w:t>
+      </w:r>
+      <w:r>
+        <w:rPr>
+          <w:spacing w:val="11"/>
         </w:rPr>
         <w:t xml:space="preserve"> </w:t>
       </w:r>
       <w:r>
+        <w:t>aid</w:t>
+      </w:r>
+      <w:r>
+        <w:rPr>
+          <w:spacing w:val="13"/>
+        </w:rPr>
+        <w:t xml:space="preserve"> </w:t>
+      </w:r>
+      <w:r>
         <w:rPr>
           <w:spacing w:val="-2"/>
         </w:rPr>
-        <w:t>Restrictions</w:t>
+        <w:t>required</w:t>
       </w:r>
       <w:r>
         <w:tab/>
       </w:r>
       <w:r>
-        <w:t>{{</w:t>
-      </w:r>
-      <w:proofErr w:type="spellStart"/>
-      <w:r>
-        <w:t>rest_yes</w:t>
-      </w:r>
-      <w:proofErr w:type="spellEnd"/>
-      <w:r>
-        <w:t>}}</w:t>
-      </w:r>
-      <w:r>
-        <w:tab/>
-      </w:r>
-      <w:r>
-        <w:t>Visual</w:t>
-      </w:r>
-      <w:r>
-        <w:rPr>
-          <w:spacing w:val="11"/>
-        </w:rPr>
+        <w:t>{{glass_y}}</w:t>
+      </w:r>
+      <w:r>
         <w:t xml:space="preserve"> </w:t>
       </w:r>
       <w:r>
-        <w:t>aid</w:t>
-      </w:r>
-      <w:r>
-        <w:rPr>
-          <w:spacing w:val="13"/>
-        </w:rPr>
-        <w:t xml:space="preserve"> </w:t>
-      </w:r>
-      <w:r>
-        <w:rPr>
-          <w:spacing w:val="-2"/>
-        </w:rPr>
-        <w:t>required</w:t>
-      </w:r>
-      <w:r>
-        <w:tab/>
-      </w:r>
-      <w:r>
-        <w:t>{{</w:t>
-      </w:r>
-      <w:proofErr w:type="spellStart"/>
-      <w:r>
-        <w:t>glass_y</w:t>
-      </w:r>
-      <w:proofErr w:type="spellEnd"/>
-      <w:r>
-        <w:t>}}</w:t>
-      </w:r>
-      <w:r>
-        <w:t xml:space="preserve"> </w:t>
-      </w:r>
-      <w:r>
         <w:rPr>
           <w:spacing w:val="-5"/>
         </w:rPr>
         <w:t>Yes</w:t>
       </w:r>
       <w:r>
-        <w:t xml:space="preserve">  </w:t>
-      </w:r>
-      <w:proofErr w:type="gramStart"/>
-      <w:r>
-        <w:t xml:space="preserve">   </w:t>
-      </w:r>
-      <w:r>
-        <w:t>{</w:t>
-      </w:r>
-      <w:proofErr w:type="gramEnd"/>
-      <w:r>
-        <w:t>{</w:t>
-      </w:r>
-      <w:proofErr w:type="spellStart"/>
-      <w:r>
-        <w:t>glass_n</w:t>
-      </w:r>
-      <w:proofErr w:type="spellEnd"/>
-      <w:r>
-        <w:t>}}</w:t>
+        <w:t xml:space="preserve">     </w:t>
+      </w:r>
+      <w:r>
+        <w:t>{{glass_n}}</w:t>
       </w:r>
       <w:r>
         <w:t xml:space="preserve"> </w:t>
@@ -14064,7 +12138,7 @@
                           <pic:cNvPicPr/>
                         </pic:nvPicPr>
                         <pic:blipFill>
-                          <a:blip r:embed="rId8" cstate="print"/>
+                          <a:blip r:embed="rId6" cstate="print"/>
                           <a:stretch>
                             <a:fillRect/>
                           </a:stretch>
@@ -14256,21 +12330,7 @@
                                 <w:rPr>
                                   <w:sz w:val="18"/>
                                 </w:rPr>
-                                <w:t>{{</w:t>
-                              </w:r>
-                              <w:proofErr w:type="spellStart"/>
-                              <w:r>
-                                <w:rPr>
-                                  <w:sz w:val="18"/>
-                                </w:rPr>
-                                <w:t>rest_desc</w:t>
-                              </w:r>
-                              <w:proofErr w:type="spellEnd"/>
-                              <w:r>
-                                <w:rPr>
-                                  <w:sz w:val="18"/>
-                                </w:rPr>
-                                <w:t>}}</w:t>
+                                <w:t>{{rest_desc}}</w:t>
                               </w:r>
                             </w:p>
                           </w:txbxContent>
@@ -14289,7 +12349,7 @@
             <w:pict>
               <v:group w14:anchorId="7A6F2549" id="Group 61" o:spid="_x0000_s1077" style="position:absolute;margin-left:53.75pt;margin-top:4.75pt;width:510.85pt;height:30.75pt;z-index:-15723008;mso-wrap-distance-left:0;mso-wrap-distance-right:0;mso-position-horizontal-relative:page" coordsize="64877,3905" o:gfxdata="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">
                 <v:shape id="Image 62" o:spid="_x0000_s1078" type="#_x0000_t75" style="position:absolute;width:64876;height:3901;visibility:visible;mso-wrap-style:square" o:gfxdata="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">
-                  <v:imagedata r:id="rId9" o:title=""/>
+                  <v:imagedata r:id="rId7" o:title=""/>
                 </v:shape>
                 <v:shape id="Textbox 63" o:spid="_x0000_s1079" type="#_x0000_t202" style="position:absolute;width:64877;height:3905;visibility:visible;mso-wrap-style:square;v-text-anchor:top" o:gfxdata="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" filled="f" stroked="f">
                   <v:textbox inset="0,0,0,0">
@@ -14457,21 +12517,7 @@
                           <w:rPr>
                             <w:sz w:val="18"/>
                           </w:rPr>
-                          <w:t>{{</w:t>
-                        </w:r>
-                        <w:proofErr w:type="spellStart"/>
-                        <w:r>
-                          <w:rPr>
-                            <w:sz w:val="18"/>
-                          </w:rPr>
-                          <w:t>rest_desc</w:t>
-                        </w:r>
-                        <w:proofErr w:type="spellEnd"/>
-                        <w:r>
-                          <w:rPr>
-                            <w:sz w:val="18"/>
-                          </w:rPr>
-                          <w:t>}}</w:t>
+                          <w:t>{{rest_desc}}</w:t>
                         </w:r>
                       </w:p>
                     </w:txbxContent>
@@ -14535,7 +12581,7 @@
                           <pic:cNvPicPr/>
                         </pic:nvPicPr>
                         <pic:blipFill>
-                          <a:blip r:embed="rId10" cstate="print"/>
+                          <a:blip r:embed="rId8" cstate="print"/>
                           <a:stretch>
                             <a:fillRect/>
                           </a:stretch>
@@ -14641,25 +12687,7 @@
                                   <w:w w:val="105"/>
                                   <w:sz w:val="18"/>
                                 </w:rPr>
-                                <w:t>{{</w:t>
-                              </w:r>
-                              <w:proofErr w:type="spellStart"/>
-                              <w:r>
-                                <w:rPr>
-                                  <w:spacing w:val="-3"/>
-                                  <w:w w:val="105"/>
-                                  <w:sz w:val="18"/>
-                                </w:rPr>
-                                <w:t>exp_date</w:t>
-                              </w:r>
-                              <w:proofErr w:type="spellEnd"/>
-                              <w:r>
-                                <w:rPr>
-                                  <w:spacing w:val="-3"/>
-                                  <w:w w:val="105"/>
-                                  <w:sz w:val="18"/>
-                                </w:rPr>
-                                <w:t>}}</w:t>
+                                <w:t>{{exp_date}}</w:t>
                               </w:r>
                               <w:r>
                                 <w:rPr>
@@ -14827,7 +12855,7 @@
             <w:pict>
               <v:group w14:anchorId="4985F9BF" id="Group 64" o:spid="_x0000_s1080" style="position:absolute;margin-left:54pt;margin-top:48.2pt;width:509.95pt;height:54.2pt;z-index:-251722240;mso-wrap-distance-left:0;mso-wrap-distance-right:0;mso-position-horizontal-relative:page" coordsize="64769,6889" o:gfxdata="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">
                 <v:shape id="Image 65" o:spid="_x0000_s1081" type="#_x0000_t75" style="position:absolute;width:64769;height:6812;visibility:visible;mso-wrap-style:square" o:gfxdata="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">
-                  <v:imagedata r:id="rId11" o:title=""/>
+                  <v:imagedata r:id="rId9" o:title=""/>
                 </v:shape>
                 <v:shape id="Textbox 66" o:spid="_x0000_s1082" type="#_x0000_t202" style="position:absolute;left:899;top:82;width:63067;height:5600;visibility:visible;mso-wrap-style:square;v-text-anchor:top" o:gfxdata="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" filled="f" stroked="f">
                   <v:textbox inset="0,0,0,0">
@@ -14909,25 +12937,7 @@
                             <w:w w:val="105"/>
                             <w:sz w:val="18"/>
                           </w:rPr>
-                          <w:t>{{</w:t>
-                        </w:r>
-                        <w:proofErr w:type="spellStart"/>
-                        <w:r>
-                          <w:rPr>
-                            <w:spacing w:val="-3"/>
-                            <w:w w:val="105"/>
-                            <w:sz w:val="18"/>
-                          </w:rPr>
-                          <w:t>exp_date</w:t>
-                        </w:r>
-                        <w:proofErr w:type="spellEnd"/>
-                        <w:r>
-                          <w:rPr>
-                            <w:spacing w:val="-3"/>
-                            <w:w w:val="105"/>
-                            <w:sz w:val="18"/>
-                          </w:rPr>
-                          <w:t>}}</w:t>
+                          <w:t>{{exp_date}}</w:t>
                         </w:r>
                         <w:r>
                           <w:rPr>
@@ -15099,55 +13109,7 @@
         </w:rPr>
       </w:pPr>
       <w:r>
-        <w:rPr>
-          <w:noProof/>
-        </w:rPr>
         <w:lastRenderedPageBreak/>
-        <w:drawing>
-          <wp:anchor distT="0" distB="0" distL="0" distR="0" simplePos="0" relativeHeight="15739392" behindDoc="0" locked="0" layoutInCell="1" allowOverlap="1" wp14:anchorId="0B869438" wp14:editId="44F0E496">
-            <wp:simplePos x="0" y="0"/>
-            <wp:positionH relativeFrom="page">
-              <wp:posOffset>7429500</wp:posOffset>
-            </wp:positionH>
-            <wp:positionV relativeFrom="page">
-              <wp:posOffset>8206740</wp:posOffset>
-            </wp:positionV>
-            <wp:extent cx="342900" cy="226851"/>
-            <wp:effectExtent l="0" t="0" r="0" b="0"/>
-            <wp:wrapNone/>
-            <wp:docPr id="68" name="Image 68"/>
-            <wp:cNvGraphicFramePr>
-              <a:graphicFrameLocks xmlns:a="http://schemas.openxmlformats.org/drawingml/2006/main"/>
-            </wp:cNvGraphicFramePr>
-            <a:graphic xmlns:a="http://schemas.openxmlformats.org/drawingml/2006/main">
-              <a:graphicData uri="http://schemas.openxmlformats.org/drawingml/2006/picture">
-                <pic:pic xmlns:pic="http://schemas.openxmlformats.org/drawingml/2006/picture">
-                  <pic:nvPicPr>
-                    <pic:cNvPr id="68" name="Image 68"/>
-                    <pic:cNvPicPr/>
-                  </pic:nvPicPr>
-                  <pic:blipFill>
-                    <a:blip r:embed="rId12" cstate="print"/>
-                    <a:stretch>
-                      <a:fillRect/>
-                    </a:stretch>
-                  </pic:blipFill>
-                  <pic:spPr>
-                    <a:xfrm>
-                      <a:off x="0" y="0"/>
-                      <a:ext cx="342900" cy="226851"/>
-                    </a:xfrm>
-                    <a:prstGeom prst="rect">
-                      <a:avLst/>
-                    </a:prstGeom>
-                  </pic:spPr>
-                </pic:pic>
-              </a:graphicData>
-            </a:graphic>
-          </wp:anchor>
-        </w:drawing>
-      </w:r>
-      <w:r>
         <w:t>Pre-Employment</w:t>
       </w:r>
       <w:r>
@@ -15289,14 +13251,12 @@
         </w:rPr>
         <w:t xml:space="preserve"> </w:t>
       </w:r>
-      <w:proofErr w:type="spellStart"/>
       <w:r>
         <w:rPr>
           <w:w w:val="105"/>
         </w:rPr>
         <w:t>Labour</w:t>
       </w:r>
-      <w:proofErr w:type="spellEnd"/>
       <w:r>
         <w:rPr>
           <w:spacing w:val="-5"/>
@@ -15604,7 +13564,25 @@
               <w:rPr>
                 <w:sz w:val="16"/>
               </w:rPr>
-              <w:t>{{name}}</w:t>
+              <w:t>{{</w:t>
+            </w:r>
+            <w:r>
+              <w:rPr>
+                <w:sz w:val="16"/>
+              </w:rPr>
+              <w:t>family_</w:t>
+            </w:r>
+            <w:r>
+              <w:rPr>
+                <w:sz w:val="16"/>
+              </w:rPr>
+              <w:t>name}}</w:t>
+            </w:r>
+            <w:r>
+              <w:rPr>
+                <w:sz w:val="16"/>
+              </w:rPr>
+              <w:t xml:space="preserve"> {{first_name}}</w:t>
             </w:r>
           </w:p>
         </w:tc>
@@ -15701,7 +13679,7 @@
               <w:rPr>
                 <w:sz w:val="16"/>
               </w:rPr>
-              <w:t>ay}}/{{month}}/{{year}}</w:t>
+              <w:t>ob}}</w:t>
             </w:r>
           </w:p>
         </w:tc>
@@ -15937,21 +13915,7 @@
               <w:rPr>
                 <w:sz w:val="16"/>
               </w:rPr>
-              <w:t>{{</w:t>
-            </w:r>
-            <w:proofErr w:type="spellStart"/>
-            <w:r>
-              <w:rPr>
-                <w:sz w:val="16"/>
-              </w:rPr>
-              <w:t>id_passport</w:t>
-            </w:r>
-            <w:proofErr w:type="spellEnd"/>
-            <w:r>
-              <w:rPr>
-                <w:sz w:val="16"/>
-              </w:rPr>
-              <w:t>}}</w:t>
+              <w:t>{{id_passport}}</w:t>
             </w:r>
           </w:p>
         </w:tc>
@@ -16011,21 +13975,7 @@
               <w:rPr>
                 <w:sz w:val="16"/>
               </w:rPr>
-              <w:t>{{</w:t>
-            </w:r>
-            <w:proofErr w:type="spellStart"/>
-            <w:r>
-              <w:rPr>
-                <w:sz w:val="16"/>
-              </w:rPr>
-              <w:t>seaman_book</w:t>
-            </w:r>
-            <w:proofErr w:type="spellEnd"/>
-            <w:r>
-              <w:rPr>
-                <w:sz w:val="16"/>
-              </w:rPr>
-              <w:t>}}</w:t>
+              <w:t>{{seaman_book}}</w:t>
             </w:r>
           </w:p>
         </w:tc>
@@ -16156,21 +14106,7 @@
               <w:rPr>
                 <w:sz w:val="16"/>
               </w:rPr>
-              <w:t>{{</w:t>
-            </w:r>
-            <w:proofErr w:type="spellStart"/>
-            <w:r>
-              <w:rPr>
-                <w:sz w:val="16"/>
-              </w:rPr>
-              <w:t>type_of_ship</w:t>
-            </w:r>
-            <w:proofErr w:type="spellEnd"/>
-            <w:r>
-              <w:rPr>
-                <w:sz w:val="16"/>
-              </w:rPr>
-              <w:t>}}</w:t>
+              <w:t>{{type_of_ship}}</w:t>
             </w:r>
           </w:p>
         </w:tc>
@@ -16246,23 +14182,12 @@
               </w:rPr>
               <w:t xml:space="preserve"> </w:t>
             </w:r>
-            <w:proofErr w:type="spellStart"/>
-            <w:proofErr w:type="gramStart"/>
             <w:r>
               <w:rPr>
                 <w:spacing w:val="-2"/>
                 <w:sz w:val="15"/>
               </w:rPr>
-              <w:t>al,worldwide</w:t>
-            </w:r>
-            <w:proofErr w:type="spellEnd"/>
-            <w:proofErr w:type="gramEnd"/>
-            <w:r>
-              <w:rPr>
-                <w:spacing w:val="-2"/>
-                <w:sz w:val="15"/>
-              </w:rPr>
-              <w:t>)</w:t>
+              <w:t>al,worldwide)</w:t>
             </w:r>
           </w:p>
         </w:tc>
@@ -16283,21 +14208,7 @@
               <w:rPr>
                 <w:sz w:val="16"/>
               </w:rPr>
-              <w:t>{{</w:t>
-            </w:r>
-            <w:proofErr w:type="spellStart"/>
-            <w:r>
-              <w:rPr>
-                <w:sz w:val="16"/>
-              </w:rPr>
-              <w:t>trade_area</w:t>
-            </w:r>
-            <w:proofErr w:type="spellEnd"/>
-            <w:r>
-              <w:rPr>
-                <w:sz w:val="16"/>
-              </w:rPr>
-              <w:t>}}</w:t>
+              <w:t>{{trade_area}}</w:t>
             </w:r>
           </w:p>
         </w:tc>
@@ -17663,13 +15574,7 @@
               <w:rPr>
                 <w:sz w:val="16"/>
               </w:rPr>
-              <w:t>2</w:t>
-            </w:r>
-            <w:r>
-              <w:rPr>
-                <w:sz w:val="16"/>
-              </w:rPr>
-              <w:t>1</w:t>
+              <w:t>21</w:t>
             </w:r>
             <w:r>
               <w:rPr>
@@ -17926,13 +15831,7 @@
               <w:rPr>
                 <w:sz w:val="16"/>
               </w:rPr>
-              <w:t>2</w:t>
-            </w:r>
-            <w:r>
-              <w:rPr>
-                <w:sz w:val="16"/>
-              </w:rPr>
-              <w:t>2</w:t>
+              <w:t>22</w:t>
             </w:r>
             <w:r>
               <w:rPr>
@@ -18200,13 +16099,7 @@
               <w:rPr>
                 <w:sz w:val="16"/>
               </w:rPr>
-              <w:t>2</w:t>
-            </w:r>
-            <w:r>
-              <w:rPr>
-                <w:sz w:val="16"/>
-              </w:rPr>
-              <w:t>3</w:t>
+              <w:t>23</w:t>
             </w:r>
             <w:r>
               <w:rPr>
@@ -18477,13 +16370,7 @@
               <w:rPr>
                 <w:sz w:val="16"/>
               </w:rPr>
-              <w:t>2</w:t>
-            </w:r>
-            <w:r>
-              <w:rPr>
-                <w:sz w:val="16"/>
-              </w:rPr>
-              <w:t>4</w:t>
+              <w:t>24</w:t>
             </w:r>
             <w:r>
               <w:rPr>
@@ -18726,13 +16613,7 @@
               <w:rPr>
                 <w:sz w:val="16"/>
               </w:rPr>
-              <w:t>2</w:t>
-            </w:r>
-            <w:r>
-              <w:rPr>
-                <w:sz w:val="16"/>
-              </w:rPr>
-              <w:t>5</w:t>
+              <w:t>25</w:t>
             </w:r>
             <w:r>
               <w:rPr>
@@ -18994,13 +16875,7 @@
               <w:rPr>
                 <w:sz w:val="16"/>
               </w:rPr>
-              <w:t>2</w:t>
-            </w:r>
-            <w:r>
-              <w:rPr>
-                <w:sz w:val="16"/>
-              </w:rPr>
-              <w:t>6</w:t>
+              <w:t>26</w:t>
             </w:r>
             <w:r>
               <w:rPr>
@@ -19269,13 +17144,7 @@
               <w:rPr>
                 <w:sz w:val="16"/>
               </w:rPr>
-              <w:t>2</w:t>
-            </w:r>
-            <w:r>
-              <w:rPr>
-                <w:sz w:val="16"/>
-              </w:rPr>
-              <w:t>7</w:t>
+              <w:t>27</w:t>
             </w:r>
             <w:r>
               <w:rPr>
@@ -19537,13 +17406,7 @@
               <w:rPr>
                 <w:sz w:val="16"/>
               </w:rPr>
-              <w:t>2</w:t>
-            </w:r>
-            <w:r>
-              <w:rPr>
-                <w:sz w:val="16"/>
-              </w:rPr>
-              <w:t>8</w:t>
+              <w:t>28</w:t>
             </w:r>
             <w:r>
               <w:rPr>
@@ -19814,13 +17677,7 @@
               <w:rPr>
                 <w:sz w:val="16"/>
               </w:rPr>
-              <w:t>2</w:t>
-            </w:r>
-            <w:r>
-              <w:rPr>
-                <w:sz w:val="16"/>
-              </w:rPr>
-              <w:t>9</w:t>
+              <w:t>29</w:t>
             </w:r>
             <w:r>
               <w:rPr>
@@ -20028,21 +17885,12 @@
               </w:rPr>
               <w:tab/>
             </w:r>
-            <w:proofErr w:type="gramStart"/>
             <w:r>
               <w:rPr>
                 <w:position w:val="1"/>
                 <w:sz w:val="18"/>
               </w:rPr>
-              <w:t>Ear(</w:t>
-            </w:r>
-            <w:proofErr w:type="gramEnd"/>
-            <w:r>
-              <w:rPr>
-                <w:position w:val="1"/>
-                <w:sz w:val="18"/>
-              </w:rPr>
-              <w:t>hearing,</w:t>
+              <w:t>Ear(hearing,</w:t>
             </w:r>
             <w:r>
               <w:rPr>
@@ -21452,21 +19300,7 @@
               <w:rPr>
                 <w:sz w:val="18"/>
               </w:rPr>
-              <w:t>{{</w:t>
-            </w:r>
-            <w:proofErr w:type="spellStart"/>
-            <w:r>
-              <w:rPr>
-                <w:sz w:val="18"/>
-              </w:rPr>
-              <w:t>epd_comments</w:t>
-            </w:r>
-            <w:proofErr w:type="spellEnd"/>
-            <w:r>
-              <w:rPr>
-                <w:sz w:val="18"/>
-              </w:rPr>
-              <w:t>}}</w:t>
+              <w:t>{{epd_comments}}</w:t>
             </w:r>
           </w:p>
         </w:tc>
@@ -23428,21 +21262,7 @@
               <w:rPr>
                 <w:sz w:val="18"/>
               </w:rPr>
-              <w:t>{{</w:t>
-            </w:r>
-            <w:proofErr w:type="spellStart"/>
-            <w:r>
-              <w:rPr>
-                <w:sz w:val="18"/>
-              </w:rPr>
-              <w:t>epd_comments</w:t>
-            </w:r>
-            <w:proofErr w:type="spellEnd"/>
-            <w:r>
-              <w:rPr>
-                <w:sz w:val="18"/>
-              </w:rPr>
-              <w:t>}}</w:t>
+              <w:t>{{epd_comments}}</w:t>
             </w:r>
           </w:p>
         </w:tc>
@@ -23880,21 +21700,7 @@
               <w:rPr>
                 <w:sz w:val="18"/>
               </w:rPr>
-              <w:t>{{</w:t>
-            </w:r>
-            <w:proofErr w:type="spellStart"/>
-            <w:r>
-              <w:rPr>
-                <w:sz w:val="18"/>
-              </w:rPr>
-              <w:t>meds_text</w:t>
-            </w:r>
-            <w:proofErr w:type="spellEnd"/>
-            <w:r>
-              <w:rPr>
-                <w:sz w:val="18"/>
-              </w:rPr>
-              <w:t>}}</w:t>
+              <w:t>{{meds_text}}</w:t>
             </w:r>
           </w:p>
         </w:tc>
@@ -25086,102 +22892,6 @@
               </w:rPr>
               <w:t>printed)</w:t>
             </w:r>
-          </w:p>
-        </w:tc>
-      </w:tr>
-      <w:tr>
-        <w:trPr>
-          <w:trHeight w:val="2551"/>
-        </w:trPr>
-        <w:tc>
-          <w:tcPr>
-            <w:tcW w:w="10233" w:type="dxa"/>
-            <w:gridSpan w:val="6"/>
-            <w:tcBorders>
-              <w:bottom w:val="single" w:sz="8" w:space="0" w:color="000000"/>
-            </w:tcBorders>
-          </w:tcPr>
-          <w:p>
-            <w:pPr>
-              <w:pStyle w:val="TableParagraph"/>
-              <w:spacing w:line="237" w:lineRule="auto"/>
-              <w:ind w:left="194" w:right="246"/>
-              <w:rPr>
-                <w:sz w:val="15"/>
-              </w:rPr>
-            </w:pPr>
-          </w:p>
-        </w:tc>
-      </w:tr>
-      <w:tr>
-        <w:trPr>
-          <w:trHeight w:val="2551"/>
-        </w:trPr>
-        <w:tc>
-          <w:tcPr>
-            <w:tcW w:w="10233" w:type="dxa"/>
-            <w:gridSpan w:val="6"/>
-            <w:tcBorders>
-              <w:bottom w:val="single" w:sz="8" w:space="0" w:color="000000"/>
-            </w:tcBorders>
-          </w:tcPr>
-          <w:p>
-            <w:pPr>
-              <w:pStyle w:val="TableParagraph"/>
-              <w:spacing w:line="237" w:lineRule="auto"/>
-              <w:ind w:left="194" w:right="246"/>
-              <w:rPr>
-                <w:sz w:val="15"/>
-              </w:rPr>
-            </w:pPr>
-          </w:p>
-        </w:tc>
-      </w:tr>
-      <w:tr>
-        <w:trPr>
-          <w:trHeight w:val="2551"/>
-        </w:trPr>
-        <w:tc>
-          <w:tcPr>
-            <w:tcW w:w="10233" w:type="dxa"/>
-            <w:gridSpan w:val="6"/>
-            <w:tcBorders>
-              <w:bottom w:val="single" w:sz="8" w:space="0" w:color="000000"/>
-            </w:tcBorders>
-          </w:tcPr>
-          <w:p>
-            <w:pPr>
-              <w:pStyle w:val="TableParagraph"/>
-              <w:spacing w:line="237" w:lineRule="auto"/>
-              <w:ind w:left="194" w:right="246"/>
-              <w:rPr>
-                <w:sz w:val="15"/>
-              </w:rPr>
-            </w:pPr>
-          </w:p>
-        </w:tc>
-      </w:tr>
-      <w:tr>
-        <w:trPr>
-          <w:trHeight w:val="2551"/>
-        </w:trPr>
-        <w:tc>
-          <w:tcPr>
-            <w:tcW w:w="10233" w:type="dxa"/>
-            <w:gridSpan w:val="6"/>
-            <w:tcBorders>
-              <w:bottom w:val="single" w:sz="8" w:space="0" w:color="000000"/>
-            </w:tcBorders>
-          </w:tcPr>
-          <w:p>
-            <w:pPr>
-              <w:pStyle w:val="TableParagraph"/>
-              <w:spacing w:line="237" w:lineRule="auto"/>
-              <w:ind w:left="194" w:right="246"/>
-              <w:rPr>
-                <w:sz w:val="15"/>
-              </w:rPr>
-            </w:pPr>
           </w:p>
         </w:tc>
       </w:tr>
@@ -25640,6 +23350,7 @@
   <w:style w:type="character" w:default="1" w:styleId="DefaultParagraphFont">
     <w:name w:val="Default Paragraph Font"/>
     <w:uiPriority w:val="1"/>
+    <w:semiHidden/>
     <w:unhideWhenUsed/>
   </w:style>
   <w:style w:type="table" w:default="1" w:styleId="TableNormal">
